--- a/assets/downloads/teacher/rcf-english-grade-7-ppp-lesson-plans.docx
+++ b/assets/downloads/teacher/rcf-english-grade-7-ppp-lesson-plans.docx
@@ -49,105 +49,7 @@
         <w:keepNext/>
       </w:pPr>
       <w:r>
-        <w:t xml:space="preserve">The PPP stages in one line each</w:t>
-      </w:r>
-    </w:p>
-    <w:p>
-      <w:r>
-        <w:rPr>
-          <w:b/>
-        </w:rPr>
-        <w:t xml:space="preserve">Presentation:</w:t>
-      </w:r>
-      <w:r>
-        <w:t xml:space="preserve"> the teacher shows the new language in a clear context. </w:t>
-      </w:r>
-      <w:r>
-        <w:rPr>
-          <w:b/>
-        </w:rPr>
-        <w:t xml:space="preserve">Practice:</w:t>
-      </w:r>
-      <w:r>
-        <w:t xml:space="preserve"> pupils use it in controlled tasks, usually from the Pupil's Book. </w:t>
-      </w:r>
-      <w:r>
-        <w:rPr>
-          <w:b/>
-        </w:rPr>
-        <w:t xml:space="preserve">Production:</w:t>
-      </w:r>
-      <w:r>
-        <w:t xml:space="preserve"> pupils use it more freely for their own purpose. </w:t>
-      </w:r>
-      <w:r>
-        <w:rPr>
-          <w:b/>
-        </w:rPr>
-        <w:t xml:space="preserve">Check and close:</w:t>
-      </w:r>
-      <w:r>
-        <w:t xml:space="preserve"> a quick check of learning, then homework.</w:t>
-      </w:r>
-    </w:p>
-    <w:p>
-      <w:pPr>
-        <w:pStyle w:val="Heading1"/>
-        <w:keepNext/>
-      </w:pPr>
-      <w:r>
-        <w:t xml:space="preserve">Plan 1: Unit 1, What You See</w:t>
-      </w:r>
-    </w:p>
-    <w:p>
-      <w:pPr>
-        <w:keepNext/>
-      </w:pPr>
-      <w:r>
-        <w:rPr>
-          <w:b/>
-        </w:rPr>
-        <w:t xml:space="preserve">Book activity:</w:t>
-      </w:r>
-      <w:r>
-        <w:t xml:space="preserve"> Activities 3, 4 and 5. </w:t>
-      </w:r>
-      <w:r>
-        <w:rPr>
-          <w:b/>
-        </w:rPr>
-        <w:t xml:space="preserve">Focus:</w:t>
-      </w:r>
-      <w:r>
-        <w:t xml:space="preserve"> Opposites and synonyms.</w:t>
-      </w:r>
-    </w:p>
-    <w:p>
-      <w:pPr>
-        <w:keepNext/>
-      </w:pPr>
-      <w:r>
-        <w:rPr>
-          <w:b/>
-        </w:rPr>
-        <w:t xml:space="preserve">Learning outcome:</w:t>
-      </w:r>
-      <w:r>
-        <w:t xml:space="preserve"> by the end of the lesson, pupils will be able to give the opposite of common adjectives and pick out words with similar meanings.</w:t>
-      </w:r>
-    </w:p>
-    <w:p>
-      <w:pPr>
-        <w:keepNext/>
-      </w:pPr>
-      <w:r>
-        <w:rPr>
-          <w:b/>
-        </w:rPr>
-        <w:t xml:space="preserve">Materials:</w:t>
-      </w:r>
-      <w:r>
-        <w:t xml:space="preserve"> Picture pairs (big / small, hot / cold), word cards.</w:t>
+        <w:t xml:space="preserve">The four stages, and the colour each one uses</w:t>
       </w:r>
     </w:p>
     <w:tbl>
@@ -224,24 +126,32 @@
               <w:rPr>
                 <w:b/>
               </w:rPr>
-              <w:t xml:space="preserve">What happens</w:t>
-            </w:r>
-          </w:p>
-        </w:tc>
-      </w:tr>
-      <w:tr>
-        <w:trPr>
-          <w:cantSplit/>
-        </w:trPr>
-        <w:tc>
-          <w:tcPr>
-            <w:tcW w:w="1826" w:type="dxa"/>
-          </w:tcPr>
-          <w:p>
-            <w:pPr>
-              <w:pStyle w:val="TableText"/>
-            </w:pPr>
-            <w:r>
+              <w:t xml:space="preserve">What the teacher does</w:t>
+            </w:r>
+          </w:p>
+        </w:tc>
+      </w:tr>
+      <w:tr>
+        <w:trPr>
+          <w:cantSplit/>
+        </w:trPr>
+        <w:tc>
+          <w:tcPr>
+            <w:tcW w:w="1826" w:type="dxa"/>
+            <w:shd w:val="clear" w:color="auto" w:fill="EFF4FB"/>
+            <w:tcBorders>
+              <w:left w:val="single" w:sz="18" w:space="0" w:color="1E4276"/>
+            </w:tcBorders>
+          </w:tcPr>
+          <w:p>
+            <w:pPr>
+              <w:pStyle w:val="TableText"/>
+            </w:pPr>
+            <w:r>
+              <w:rPr>
+                <w:b/>
+                <w:color w:val="0F2647"/>
+              </w:rPr>
               <w:t xml:space="preserve">Presentation</w:t>
             </w:r>
           </w:p>
@@ -249,6 +159,7 @@
         <w:tc>
           <w:tcPr>
             <w:tcW w:w="974" w:type="dxa"/>
+            <w:shd w:val="clear" w:color="auto" w:fill="EFF4FB"/>
           </w:tcPr>
           <w:p>
             <w:pPr>
@@ -262,30 +173,39 @@
         <w:tc>
           <w:tcPr>
             <w:tcW w:w="7306" w:type="dxa"/>
-          </w:tcPr>
-          <w:p>
-            <w:pPr>
-              <w:pStyle w:val="TableText"/>
-            </w:pPr>
-            <w:r>
-              <w:t xml:space="preserve">Show picture pairs and elicit the opposites. Explain synonyms with warm – hot and happy – glad.</w:t>
-            </w:r>
-          </w:p>
-        </w:tc>
-      </w:tr>
-      <w:tr>
-        <w:trPr>
-          <w:cantSplit/>
-        </w:trPr>
-        <w:tc>
-          <w:tcPr>
-            <w:tcW w:w="1826" w:type="dxa"/>
-          </w:tcPr>
-          <w:p>
-            <w:pPr>
-              <w:pStyle w:val="TableText"/>
-            </w:pPr>
-            <w:r>
+            <w:shd w:val="clear" w:color="auto" w:fill="EFF4FB"/>
+          </w:tcPr>
+          <w:p>
+            <w:pPr>
+              <w:pStyle w:val="TableText"/>
+            </w:pPr>
+            <w:r>
+              <w:t xml:space="preserve">Shows the new language in a clear context.</w:t>
+            </w:r>
+          </w:p>
+        </w:tc>
+      </w:tr>
+      <w:tr>
+        <w:trPr>
+          <w:cantSplit/>
+        </w:trPr>
+        <w:tc>
+          <w:tcPr>
+            <w:tcW w:w="1826" w:type="dxa"/>
+            <w:shd w:val="clear" w:color="auto" w:fill="EDF7F4"/>
+            <w:tcBorders>
+              <w:left w:val="single" w:sz="18" w:space="0" w:color="0E7C66"/>
+            </w:tcBorders>
+          </w:tcPr>
+          <w:p>
+            <w:pPr>
+              <w:pStyle w:val="TableText"/>
+            </w:pPr>
+            <w:r>
+              <w:rPr>
+                <w:b/>
+                <w:color w:val="08503F"/>
+              </w:rPr>
               <w:t xml:space="preserve">Practice</w:t>
             </w:r>
           </w:p>
@@ -293,6 +213,7 @@
         <w:tc>
           <w:tcPr>
             <w:tcW w:w="974" w:type="dxa"/>
+            <w:shd w:val="clear" w:color="auto" w:fill="EDF7F4"/>
           </w:tcPr>
           <w:p>
             <w:pPr>
@@ -306,30 +227,39 @@
         <w:tc>
           <w:tcPr>
             <w:tcW w:w="7306" w:type="dxa"/>
-          </w:tcPr>
-          <w:p>
-            <w:pPr>
-              <w:pStyle w:val="TableText"/>
-            </w:pPr>
-            <w:r>
-              <w:t xml:space="preserve">Write opposites under the pictures (Activity 3) and match opposites (Activity 4). Circle the two synonyms in each set (Activity 5).</w:t>
-            </w:r>
-          </w:p>
-        </w:tc>
-      </w:tr>
-      <w:tr>
-        <w:trPr>
-          <w:cantSplit/>
-        </w:trPr>
-        <w:tc>
-          <w:tcPr>
-            <w:tcW w:w="1826" w:type="dxa"/>
-          </w:tcPr>
-          <w:p>
-            <w:pPr>
-              <w:pStyle w:val="TableText"/>
-            </w:pPr>
-            <w:r>
+            <w:shd w:val="clear" w:color="auto" w:fill="EDF7F4"/>
+          </w:tcPr>
+          <w:p>
+            <w:pPr>
+              <w:pStyle w:val="TableText"/>
+            </w:pPr>
+            <w:r>
+              <w:t xml:space="preserve">Pupils use it in controlled tasks, usually from the Pupil's Book.</w:t>
+            </w:r>
+          </w:p>
+        </w:tc>
+      </w:tr>
+      <w:tr>
+        <w:trPr>
+          <w:cantSplit/>
+        </w:trPr>
+        <w:tc>
+          <w:tcPr>
+            <w:tcW w:w="1826" w:type="dxa"/>
+            <w:shd w:val="clear" w:color="auto" w:fill="FDF6E8"/>
+            <w:tcBorders>
+              <w:left w:val="single" w:sz="18" w:space="0" w:color="B07C12"/>
+            </w:tcBorders>
+          </w:tcPr>
+          <w:p>
+            <w:pPr>
+              <w:pStyle w:val="TableText"/>
+            </w:pPr>
+            <w:r>
+              <w:rPr>
+                <w:b/>
+                <w:color w:val="7D5205"/>
+              </w:rPr>
               <w:t xml:space="preserve">Production</w:t>
             </w:r>
           </w:p>
@@ -337,6 +267,7 @@
         <w:tc>
           <w:tcPr>
             <w:tcW w:w="974" w:type="dxa"/>
+            <w:shd w:val="clear" w:color="auto" w:fill="FDF6E8"/>
           </w:tcPr>
           <w:p>
             <w:pPr>
@@ -350,30 +281,39 @@
         <w:tc>
           <w:tcPr>
             <w:tcW w:w="7306" w:type="dxa"/>
-          </w:tcPr>
-          <w:p>
-            <w:pPr>
-              <w:pStyle w:val="TableText"/>
-            </w:pPr>
-            <w:r>
-              <w:t xml:space="preserve">Pairs describe a classmate's bag with three adjectives; the partner replies with the opposites or a synonym.</w:t>
-            </w:r>
-          </w:p>
-        </w:tc>
-      </w:tr>
-      <w:tr>
-        <w:trPr>
-          <w:cantSplit/>
-        </w:trPr>
-        <w:tc>
-          <w:tcPr>
-            <w:tcW w:w="1826" w:type="dxa"/>
-          </w:tcPr>
-          <w:p>
-            <w:pPr>
-              <w:pStyle w:val="TableText"/>
-            </w:pPr>
-            <w:r>
+            <w:shd w:val="clear" w:color="auto" w:fill="FDF6E8"/>
+          </w:tcPr>
+          <w:p>
+            <w:pPr>
+              <w:pStyle w:val="TableText"/>
+            </w:pPr>
+            <w:r>
+              <w:t xml:space="preserve">Pupils use it more freely, for a purpose of their own.</w:t>
+            </w:r>
+          </w:p>
+        </w:tc>
+      </w:tr>
+      <w:tr>
+        <w:trPr>
+          <w:cantSplit/>
+        </w:trPr>
+        <w:tc>
+          <w:tcPr>
+            <w:tcW w:w="1826" w:type="dxa"/>
+            <w:shd w:val="clear" w:color="auto" w:fill="F7F9FB"/>
+            <w:tcBorders>
+              <w:left w:val="single" w:sz="18" w:space="0" w:color="8E98A4"/>
+            </w:tcBorders>
+          </w:tcPr>
+          <w:p>
+            <w:pPr>
+              <w:pStyle w:val="TableText"/>
+            </w:pPr>
+            <w:r>
+              <w:rPr>
+                <w:b/>
+                <w:color w:val="33404F"/>
+              </w:rPr>
               <w:t xml:space="preserve">Check and close</w:t>
             </w:r>
           </w:p>
@@ -381,6 +321,7 @@
         <w:tc>
           <w:tcPr>
             <w:tcW w:w="974" w:type="dxa"/>
+            <w:shd w:val="clear" w:color="auto" w:fill="F7F9FB"/>
           </w:tcPr>
           <w:p>
             <w:pPr>
@@ -394,22 +335,14 @@
         <w:tc>
           <w:tcPr>
             <w:tcW w:w="7306" w:type="dxa"/>
-          </w:tcPr>
-          <w:p>
-            <w:pPr>
-              <w:pStyle w:val="TableText"/>
-            </w:pPr>
-            <w:r>
-              <w:t xml:space="preserve">Opposites race: teams of two, teacher calls a word. </w:t>
-            </w:r>
-            <w:r>
-              <w:rPr>
-                <w:b/>
-              </w:rPr>
-              <w:t xml:space="preserve">Homework:</w:t>
-            </w:r>
-            <w:r>
-              <w:t xml:space="preserve"> Write ten opposite pairs of your own.</w:t>
+            <w:shd w:val="clear" w:color="auto" w:fill="F7F9FB"/>
+          </w:tcPr>
+          <w:p>
+            <w:pPr>
+              <w:pStyle w:val="TableText"/>
+            </w:pPr>
+            <w:r>
+              <w:t xml:space="preserve">A quick check of learning, then homework.</w:t>
             </w:r>
           </w:p>
         </w:tc>
@@ -422,7 +355,7 @@
         <w:keepNext/>
       </w:pPr>
       <w:r>
-        <w:t xml:space="preserve">Plan 2: Unit 2, Friends Indeed</w:t>
+        <w:t xml:space="preserve">Plan 1: Unit 1, What You See</w:t>
       </w:r>
     </w:p>
     <w:p>
@@ -436,7 +369,7 @@
         <w:t xml:space="preserve">Book activity:</w:t>
       </w:r>
       <w:r>
-        <w:t xml:space="preserve"> Activities 1, 2 and 3. </w:t>
+        <w:t xml:space="preserve"> Activities 3, 4 and 5. </w:t>
       </w:r>
       <w:r>
         <w:rPr>
@@ -445,7 +378,7 @@
         <w:t xml:space="preserve">Focus:</w:t>
       </w:r>
       <w:r>
-        <w:t xml:space="preserve"> Reading a story and writing instructions.</w:t>
+        <w:t xml:space="preserve"> Opposites and synonyms.</w:t>
       </w:r>
     </w:p>
     <w:p>
@@ -459,7 +392,7 @@
         <w:t xml:space="preserve">Learning outcome:</w:t>
       </w:r>
       <w:r>
-        <w:t xml:space="preserve"> by the end of the lesson, pupils will be able to answer questions on Fifi's story and write clear instructions in order.</w:t>
+        <w:t xml:space="preserve"> by the end of the lesson, pupils will be able to give the opposite of common adjectives and pick out words with similar meanings.</w:t>
       </w:r>
     </w:p>
     <w:p>
@@ -473,7 +406,7 @@
         <w:t xml:space="preserve">Materials:</w:t>
       </w:r>
       <w:r>
-        <w:t xml:space="preserve"> Fifi's story, instruction strips cut up for ordering.</w:t>
+        <w:t xml:space="preserve"> Picture pairs (big / small, hot / cold), word cards.</w:t>
       </w:r>
     </w:p>
     <w:tbl>
@@ -562,12 +495,20 @@
         <w:tc>
           <w:tcPr>
             <w:tcW w:w="1826" w:type="dxa"/>
-          </w:tcPr>
-          <w:p>
-            <w:pPr>
-              <w:pStyle w:val="TableText"/>
-            </w:pPr>
-            <w:r>
+            <w:shd w:val="clear" w:color="auto" w:fill="EFF4FB"/>
+            <w:tcBorders>
+              <w:left w:val="single" w:sz="18" w:space="0" w:color="1E4276"/>
+            </w:tcBorders>
+          </w:tcPr>
+          <w:p>
+            <w:pPr>
+              <w:pStyle w:val="TableText"/>
+            </w:pPr>
+            <w:r>
+              <w:rPr>
+                <w:b/>
+                <w:color w:val="0F2647"/>
+              </w:rPr>
               <w:t xml:space="preserve">Presentation</w:t>
             </w:r>
           </w:p>
@@ -575,6 +516,7 @@
         <w:tc>
           <w:tcPr>
             <w:tcW w:w="974" w:type="dxa"/>
+            <w:shd w:val="clear" w:color="auto" w:fill="EFF4FB"/>
           </w:tcPr>
           <w:p>
             <w:pPr>
@@ -588,30 +530,39 @@
         <w:tc>
           <w:tcPr>
             <w:tcW w:w="7306" w:type="dxa"/>
-          </w:tcPr>
-          <w:p>
-            <w:pPr>
-              <w:pStyle w:val="TableText"/>
-            </w:pPr>
-            <w:r>
-              <w:t xml:space="preserve">Pre-teach glass, spacious and freely, then read Fifi's story aloud. Show how instructions begin with a verb and use then, next.</w:t>
-            </w:r>
-          </w:p>
-        </w:tc>
-      </w:tr>
-      <w:tr>
-        <w:trPr>
-          <w:cantSplit/>
-        </w:trPr>
-        <w:tc>
-          <w:tcPr>
-            <w:tcW w:w="1826" w:type="dxa"/>
-          </w:tcPr>
-          <w:p>
-            <w:pPr>
-              <w:pStyle w:val="TableText"/>
-            </w:pPr>
-            <w:r>
+            <w:shd w:val="clear" w:color="auto" w:fill="EFF4FB"/>
+          </w:tcPr>
+          <w:p>
+            <w:pPr>
+              <w:pStyle w:val="TableText"/>
+            </w:pPr>
+            <w:r>
+              <w:t xml:space="preserve">Show picture pairs and elicit the opposites. Explain synonyms with warm – hot and happy – glad.</w:t>
+            </w:r>
+          </w:p>
+        </w:tc>
+      </w:tr>
+      <w:tr>
+        <w:trPr>
+          <w:cantSplit/>
+        </w:trPr>
+        <w:tc>
+          <w:tcPr>
+            <w:tcW w:w="1826" w:type="dxa"/>
+            <w:shd w:val="clear" w:color="auto" w:fill="EDF7F4"/>
+            <w:tcBorders>
+              <w:left w:val="single" w:sz="18" w:space="0" w:color="0E7C66"/>
+            </w:tcBorders>
+          </w:tcPr>
+          <w:p>
+            <w:pPr>
+              <w:pStyle w:val="TableText"/>
+            </w:pPr>
+            <w:r>
+              <w:rPr>
+                <w:b/>
+                <w:color w:val="08503F"/>
+              </w:rPr>
               <w:t xml:space="preserve">Practice</w:t>
             </w:r>
           </w:p>
@@ -619,6 +570,7 @@
         <w:tc>
           <w:tcPr>
             <w:tcW w:w="974" w:type="dxa"/>
+            <w:shd w:val="clear" w:color="auto" w:fill="EDF7F4"/>
           </w:tcPr>
           <w:p>
             <w:pPr>
@@ -632,30 +584,39 @@
         <w:tc>
           <w:tcPr>
             <w:tcW w:w="7306" w:type="dxa"/>
-          </w:tcPr>
-          <w:p>
-            <w:pPr>
-              <w:pStyle w:val="TableText"/>
-            </w:pPr>
-            <w:r>
-              <w:t xml:space="preserve">Answer the Activity 1 questions in pairs. Put the cut-up instructions in order (Activity 2).</w:t>
-            </w:r>
-          </w:p>
-        </w:tc>
-      </w:tr>
-      <w:tr>
-        <w:trPr>
-          <w:cantSplit/>
-        </w:trPr>
-        <w:tc>
-          <w:tcPr>
-            <w:tcW w:w="1826" w:type="dxa"/>
-          </w:tcPr>
-          <w:p>
-            <w:pPr>
-              <w:pStyle w:val="TableText"/>
-            </w:pPr>
-            <w:r>
+            <w:shd w:val="clear" w:color="auto" w:fill="EDF7F4"/>
+          </w:tcPr>
+          <w:p>
+            <w:pPr>
+              <w:pStyle w:val="TableText"/>
+            </w:pPr>
+            <w:r>
+              <w:t xml:space="preserve">Write opposites under the pictures (Activity 3) and match opposites (Activity 4). Circle the two synonyms in each set (Activity 5).</w:t>
+            </w:r>
+          </w:p>
+        </w:tc>
+      </w:tr>
+      <w:tr>
+        <w:trPr>
+          <w:cantSplit/>
+        </w:trPr>
+        <w:tc>
+          <w:tcPr>
+            <w:tcW w:w="1826" w:type="dxa"/>
+            <w:shd w:val="clear" w:color="auto" w:fill="FDF6E8"/>
+            <w:tcBorders>
+              <w:left w:val="single" w:sz="18" w:space="0" w:color="B07C12"/>
+            </w:tcBorders>
+          </w:tcPr>
+          <w:p>
+            <w:pPr>
+              <w:pStyle w:val="TableText"/>
+            </w:pPr>
+            <w:r>
+              <w:rPr>
+                <w:b/>
+                <w:color w:val="7D5205"/>
+              </w:rPr>
               <w:t xml:space="preserve">Production</w:t>
             </w:r>
           </w:p>
@@ -663,6 +624,7 @@
         <w:tc>
           <w:tcPr>
             <w:tcW w:w="974" w:type="dxa"/>
+            <w:shd w:val="clear" w:color="auto" w:fill="FDF6E8"/>
           </w:tcPr>
           <w:p>
             <w:pPr>
@@ -676,30 +638,39 @@
         <w:tc>
           <w:tcPr>
             <w:tcW w:w="7306" w:type="dxa"/>
-          </w:tcPr>
-          <w:p>
-            <w:pPr>
-              <w:pStyle w:val="TableText"/>
-            </w:pPr>
-            <w:r>
-              <w:t xml:space="preserve">Groups design a simple anti-dengue poster and write four instructions to go with it (Activity 3).</w:t>
-            </w:r>
-          </w:p>
-        </w:tc>
-      </w:tr>
-      <w:tr>
-        <w:trPr>
-          <w:cantSplit/>
-        </w:trPr>
-        <w:tc>
-          <w:tcPr>
-            <w:tcW w:w="1826" w:type="dxa"/>
-          </w:tcPr>
-          <w:p>
-            <w:pPr>
-              <w:pStyle w:val="TableText"/>
-            </w:pPr>
-            <w:r>
+            <w:shd w:val="clear" w:color="auto" w:fill="FDF6E8"/>
+          </w:tcPr>
+          <w:p>
+            <w:pPr>
+              <w:pStyle w:val="TableText"/>
+            </w:pPr>
+            <w:r>
+              <w:t xml:space="preserve">Pairs describe a classmate's bag with three adjectives; the partner replies with the opposites or a synonym.</w:t>
+            </w:r>
+          </w:p>
+        </w:tc>
+      </w:tr>
+      <w:tr>
+        <w:trPr>
+          <w:cantSplit/>
+        </w:trPr>
+        <w:tc>
+          <w:tcPr>
+            <w:tcW w:w="1826" w:type="dxa"/>
+            <w:shd w:val="clear" w:color="auto" w:fill="F7F9FB"/>
+            <w:tcBorders>
+              <w:left w:val="single" w:sz="18" w:space="0" w:color="8E98A4"/>
+            </w:tcBorders>
+          </w:tcPr>
+          <w:p>
+            <w:pPr>
+              <w:pStyle w:val="TableText"/>
+            </w:pPr>
+            <w:r>
+              <w:rPr>
+                <w:b/>
+                <w:color w:val="33404F"/>
+              </w:rPr>
               <w:t xml:space="preserve">Check and close</w:t>
             </w:r>
           </w:p>
@@ -707,6 +678,7 @@
         <w:tc>
           <w:tcPr>
             <w:tcW w:w="974" w:type="dxa"/>
+            <w:shd w:val="clear" w:color="auto" w:fill="F7F9FB"/>
           </w:tcPr>
           <w:p>
             <w:pPr>
@@ -720,13 +692,14 @@
         <w:tc>
           <w:tcPr>
             <w:tcW w:w="7306" w:type="dxa"/>
-          </w:tcPr>
-          <w:p>
-            <w:pPr>
-              <w:pStyle w:val="TableText"/>
-            </w:pPr>
-            <w:r>
-              <w:t xml:space="preserve">Groups show their posters. </w:t>
+            <w:shd w:val="clear" w:color="auto" w:fill="F7F9FB"/>
+          </w:tcPr>
+          <w:p>
+            <w:pPr>
+              <w:pStyle w:val="TableText"/>
+            </w:pPr>
+            <w:r>
+              <w:t xml:space="preserve">Opposites race: teams of two, teacher calls a word. </w:t>
             </w:r>
             <w:r>
               <w:rPr>
@@ -735,7 +708,7 @@
               <w:t xml:space="preserve">Homework:</w:t>
             </w:r>
             <w:r>
-              <w:t xml:space="preserve"> Write five instructions for looking after a pet.</w:t>
+              <w:t xml:space="preserve"> Write ten opposite pairs of your own.</w:t>
             </w:r>
           </w:p>
         </w:tc>
@@ -748,7 +721,7 @@
         <w:keepNext/>
       </w:pPr>
       <w:r>
-        <w:t xml:space="preserve">Plan 3: Unit 3, Pleasure</w:t>
+        <w:t xml:space="preserve">Plan 2: Unit 2, Friends Indeed</w:t>
       </w:r>
     </w:p>
     <w:p>
@@ -762,7 +735,7 @@
         <w:t xml:space="preserve">Book activity:</w:t>
       </w:r>
       <w:r>
-        <w:t xml:space="preserve"> Activities 1, 5 and 7. </w:t>
+        <w:t xml:space="preserve"> Activities 1, 2 and 3. </w:t>
       </w:r>
       <w:r>
         <w:rPr>
@@ -771,7 +744,7 @@
         <w:t xml:space="preserve">Focus:</w:t>
       </w:r>
       <w:r>
-        <w:t xml:space="preserve"> Was, were and will be.</w:t>
+        <w:t xml:space="preserve"> Reading a story and writing instructions.</w:t>
       </w:r>
     </w:p>
     <w:p>
@@ -785,7 +758,7 @@
         <w:t xml:space="preserve">Learning outcome:</w:t>
       </w:r>
       <w:r>
-        <w:t xml:space="preserve"> by the end of the lesson, pupils will be able to use was / were for the past and will be for the future when telling a story.</w:t>
+        <w:t xml:space="preserve"> by the end of the lesson, pupils will be able to answer questions on Fifi's story and write clear instructions in order.</w:t>
       </w:r>
     </w:p>
     <w:p>
@@ -799,7 +772,7 @@
         <w:t xml:space="preserve">Materials:</w:t>
       </w:r>
       <w:r>
-        <w:t xml:space="preserve"> The Perahera dialogue, the Merryland story.</w:t>
+        <w:t xml:space="preserve"> Fifi's story, instruction strips cut up for ordering.</w:t>
       </w:r>
     </w:p>
     <w:tbl>
@@ -888,12 +861,20 @@
         <w:tc>
           <w:tcPr>
             <w:tcW w:w="1826" w:type="dxa"/>
-          </w:tcPr>
-          <w:p>
-            <w:pPr>
-              <w:pStyle w:val="TableText"/>
-            </w:pPr>
-            <w:r>
+            <w:shd w:val="clear" w:color="auto" w:fill="EFF4FB"/>
+            <w:tcBorders>
+              <w:left w:val="single" w:sz="18" w:space="0" w:color="1E4276"/>
+            </w:tcBorders>
+          </w:tcPr>
+          <w:p>
+            <w:pPr>
+              <w:pStyle w:val="TableText"/>
+            </w:pPr>
+            <w:r>
+              <w:rPr>
+                <w:b/>
+                <w:color w:val="0F2647"/>
+              </w:rPr>
               <w:t xml:space="preserve">Presentation</w:t>
             </w:r>
           </w:p>
@@ -901,6 +882,7 @@
         <w:tc>
           <w:tcPr>
             <w:tcW w:w="974" w:type="dxa"/>
+            <w:shd w:val="clear" w:color="auto" w:fill="EFF4FB"/>
           </w:tcPr>
           <w:p>
             <w:pPr>
@@ -914,30 +896,39 @@
         <w:tc>
           <w:tcPr>
             <w:tcW w:w="7306" w:type="dxa"/>
-          </w:tcPr>
-          <w:p>
-            <w:pPr>
-              <w:pStyle w:val="TableText"/>
-            </w:pPr>
-            <w:r>
-              <w:t xml:space="preserve">Act out the Perahera dialogue with two pupils. Draw a timeline: yesterday – was / were, tomorrow – will be.</w:t>
-            </w:r>
-          </w:p>
-        </w:tc>
-      </w:tr>
-      <w:tr>
-        <w:trPr>
-          <w:cantSplit/>
-        </w:trPr>
-        <w:tc>
-          <w:tcPr>
-            <w:tcW w:w="1826" w:type="dxa"/>
-          </w:tcPr>
-          <w:p>
-            <w:pPr>
-              <w:pStyle w:val="TableText"/>
-            </w:pPr>
-            <w:r>
+            <w:shd w:val="clear" w:color="auto" w:fill="EFF4FB"/>
+          </w:tcPr>
+          <w:p>
+            <w:pPr>
+              <w:pStyle w:val="TableText"/>
+            </w:pPr>
+            <w:r>
+              <w:t xml:space="preserve">Pre-teach glass, spacious and freely, then read Fifi's story aloud. Show how instructions begin with a verb and use then, next.</w:t>
+            </w:r>
+          </w:p>
+        </w:tc>
+      </w:tr>
+      <w:tr>
+        <w:trPr>
+          <w:cantSplit/>
+        </w:trPr>
+        <w:tc>
+          <w:tcPr>
+            <w:tcW w:w="1826" w:type="dxa"/>
+            <w:shd w:val="clear" w:color="auto" w:fill="EDF7F4"/>
+            <w:tcBorders>
+              <w:left w:val="single" w:sz="18" w:space="0" w:color="0E7C66"/>
+            </w:tcBorders>
+          </w:tcPr>
+          <w:p>
+            <w:pPr>
+              <w:pStyle w:val="TableText"/>
+            </w:pPr>
+            <w:r>
+              <w:rPr>
+                <w:b/>
+                <w:color w:val="08503F"/>
+              </w:rPr>
               <w:t xml:space="preserve">Practice</w:t>
             </w:r>
           </w:p>
@@ -945,6 +936,7 @@
         <w:tc>
           <w:tcPr>
             <w:tcW w:w="974" w:type="dxa"/>
+            <w:shd w:val="clear" w:color="auto" w:fill="EDF7F4"/>
           </w:tcPr>
           <w:p>
             <w:pPr>
@@ -958,30 +950,39 @@
         <w:tc>
           <w:tcPr>
             <w:tcW w:w="7306" w:type="dxa"/>
-          </w:tcPr>
-          <w:p>
-            <w:pPr>
-              <w:pStyle w:val="TableText"/>
-            </w:pPr>
-            <w:r>
-              <w:t xml:space="preserve">Fill in the Merryland story with was, were or will be (Activity 5). Listen and match letters to the playground passage (Activity 7).</w:t>
-            </w:r>
-          </w:p>
-        </w:tc>
-      </w:tr>
-      <w:tr>
-        <w:trPr>
-          <w:cantSplit/>
-        </w:trPr>
-        <w:tc>
-          <w:tcPr>
-            <w:tcW w:w="1826" w:type="dxa"/>
-          </w:tcPr>
-          <w:p>
-            <w:pPr>
-              <w:pStyle w:val="TableText"/>
-            </w:pPr>
-            <w:r>
+            <w:shd w:val="clear" w:color="auto" w:fill="EDF7F4"/>
+          </w:tcPr>
+          <w:p>
+            <w:pPr>
+              <w:pStyle w:val="TableText"/>
+            </w:pPr>
+            <w:r>
+              <w:t xml:space="preserve">Answer the Activity 1 questions in pairs. Put the cut-up instructions in order (Activity 2).</w:t>
+            </w:r>
+          </w:p>
+        </w:tc>
+      </w:tr>
+      <w:tr>
+        <w:trPr>
+          <w:cantSplit/>
+        </w:trPr>
+        <w:tc>
+          <w:tcPr>
+            <w:tcW w:w="1826" w:type="dxa"/>
+            <w:shd w:val="clear" w:color="auto" w:fill="FDF6E8"/>
+            <w:tcBorders>
+              <w:left w:val="single" w:sz="18" w:space="0" w:color="B07C12"/>
+            </w:tcBorders>
+          </w:tcPr>
+          <w:p>
+            <w:pPr>
+              <w:pStyle w:val="TableText"/>
+            </w:pPr>
+            <w:r>
+              <w:rPr>
+                <w:b/>
+                <w:color w:val="7D5205"/>
+              </w:rPr>
               <w:t xml:space="preserve">Production</w:t>
             </w:r>
           </w:p>
@@ -989,6 +990,7 @@
         <w:tc>
           <w:tcPr>
             <w:tcW w:w="974" w:type="dxa"/>
+            <w:shd w:val="clear" w:color="auto" w:fill="FDF6E8"/>
           </w:tcPr>
           <w:p>
             <w:pPr>
@@ -1002,30 +1004,39 @@
         <w:tc>
           <w:tcPr>
             <w:tcW w:w="7306" w:type="dxa"/>
-          </w:tcPr>
-          <w:p>
-            <w:pPr>
-              <w:pStyle w:val="TableText"/>
-            </w:pPr>
-            <w:r>
-              <w:t xml:space="preserve">Pairs tell each other about a festival they saw and one they will see.</w:t>
-            </w:r>
-          </w:p>
-        </w:tc>
-      </w:tr>
-      <w:tr>
-        <w:trPr>
-          <w:cantSplit/>
-        </w:trPr>
-        <w:tc>
-          <w:tcPr>
-            <w:tcW w:w="1826" w:type="dxa"/>
-          </w:tcPr>
-          <w:p>
-            <w:pPr>
-              <w:pStyle w:val="TableText"/>
-            </w:pPr>
-            <w:r>
+            <w:shd w:val="clear" w:color="auto" w:fill="FDF6E8"/>
+          </w:tcPr>
+          <w:p>
+            <w:pPr>
+              <w:pStyle w:val="TableText"/>
+            </w:pPr>
+            <w:r>
+              <w:t xml:space="preserve">Groups design a simple anti-dengue poster and write four instructions to go with it (Activity 3).</w:t>
+            </w:r>
+          </w:p>
+        </w:tc>
+      </w:tr>
+      <w:tr>
+        <w:trPr>
+          <w:cantSplit/>
+        </w:trPr>
+        <w:tc>
+          <w:tcPr>
+            <w:tcW w:w="1826" w:type="dxa"/>
+            <w:shd w:val="clear" w:color="auto" w:fill="F7F9FB"/>
+            <w:tcBorders>
+              <w:left w:val="single" w:sz="18" w:space="0" w:color="8E98A4"/>
+            </w:tcBorders>
+          </w:tcPr>
+          <w:p>
+            <w:pPr>
+              <w:pStyle w:val="TableText"/>
+            </w:pPr>
+            <w:r>
+              <w:rPr>
+                <w:b/>
+                <w:color w:val="33404F"/>
+              </w:rPr>
               <w:t xml:space="preserve">Check and close</w:t>
             </w:r>
           </w:p>
@@ -1033,6 +1044,7 @@
         <w:tc>
           <w:tcPr>
             <w:tcW w:w="974" w:type="dxa"/>
+            <w:shd w:val="clear" w:color="auto" w:fill="F7F9FB"/>
           </w:tcPr>
           <w:p>
             <w:pPr>
@@ -1046,13 +1058,14 @@
         <w:tc>
           <w:tcPr>
             <w:tcW w:w="7306" w:type="dxa"/>
-          </w:tcPr>
-          <w:p>
-            <w:pPr>
-              <w:pStyle w:val="TableText"/>
-            </w:pPr>
-            <w:r>
-              <w:t xml:space="preserve">Three pupils report their partner's answers. </w:t>
+            <w:shd w:val="clear" w:color="auto" w:fill="F7F9FB"/>
+          </w:tcPr>
+          <w:p>
+            <w:pPr>
+              <w:pStyle w:val="TableText"/>
+            </w:pPr>
+            <w:r>
+              <w:t xml:space="preserve">Groups show their posters. </w:t>
             </w:r>
             <w:r>
               <w:rPr>
@@ -1061,7 +1074,7 @@
               <w:t xml:space="preserve">Homework:</w:t>
             </w:r>
             <w:r>
-              <w:t xml:space="preserve"> Write six sentences about a festival, past and future.</w:t>
+              <w:t xml:space="preserve"> Write five instructions for looking after a pet.</w:t>
             </w:r>
           </w:p>
         </w:tc>
@@ -1074,7 +1087,7 @@
         <w:keepNext/>
       </w:pPr>
       <w:r>
-        <w:t xml:space="preserve">Plan 4: Unit 4, A Busy Day</w:t>
+        <w:t xml:space="preserve">Plan 3: Unit 3, Pleasure</w:t>
       </w:r>
     </w:p>
     <w:p>
@@ -1088,7 +1101,7 @@
         <w:t xml:space="preserve">Book activity:</w:t>
       </w:r>
       <w:r>
-        <w:t xml:space="preserve"> Activities 1, 3 and 9. </w:t>
+        <w:t xml:space="preserve"> Activities 1, 5 and 7. </w:t>
       </w:r>
       <w:r>
         <w:rPr>
@@ -1097,7 +1110,7 @@
         <w:t xml:space="preserve">Focus:</w:t>
       </w:r>
       <w:r>
-        <w:t xml:space="preserve"> Reading a notice and possessive pronouns.</w:t>
+        <w:t xml:space="preserve"> Was, were and will be.</w:t>
       </w:r>
     </w:p>
     <w:p>
@@ -1111,7 +1124,7 @@
         <w:t xml:space="preserve">Learning outcome:</w:t>
       </w:r>
       <w:r>
-        <w:t xml:space="preserve"> by the end of the lesson, pupils will be able to find information in a notice and use mine, yours, his, hers, ours and theirs.</w:t>
+        <w:t xml:space="preserve"> by the end of the lesson, pupils will be able to use was / were for the past and will be for the future when telling a story.</w:t>
       </w:r>
     </w:p>
     <w:p>
@@ -1125,7 +1138,7 @@
         <w:t xml:space="preserve">Materials:</w:t>
       </w:r>
       <w:r>
-        <w:t xml:space="preserve"> The scout notice, pupils' own pens and books.</w:t>
+        <w:t xml:space="preserve"> The Perahera dialogue, the Merryland story.</w:t>
       </w:r>
     </w:p>
     <w:tbl>
@@ -1214,12 +1227,20 @@
         <w:tc>
           <w:tcPr>
             <w:tcW w:w="1826" w:type="dxa"/>
-          </w:tcPr>
-          <w:p>
-            <w:pPr>
-              <w:pStyle w:val="TableText"/>
-            </w:pPr>
-            <w:r>
+            <w:shd w:val="clear" w:color="auto" w:fill="EFF4FB"/>
+            <w:tcBorders>
+              <w:left w:val="single" w:sz="18" w:space="0" w:color="1E4276"/>
+            </w:tcBorders>
+          </w:tcPr>
+          <w:p>
+            <w:pPr>
+              <w:pStyle w:val="TableText"/>
+            </w:pPr>
+            <w:r>
+              <w:rPr>
+                <w:b/>
+                <w:color w:val="0F2647"/>
+              </w:rPr>
               <w:t xml:space="preserve">Presentation</w:t>
             </w:r>
           </w:p>
@@ -1227,6 +1248,7 @@
         <w:tc>
           <w:tcPr>
             <w:tcW w:w="974" w:type="dxa"/>
+            <w:shd w:val="clear" w:color="auto" w:fill="EFF4FB"/>
           </w:tcPr>
           <w:p>
             <w:pPr>
@@ -1240,30 +1262,39 @@
         <w:tc>
           <w:tcPr>
             <w:tcW w:w="7306" w:type="dxa"/>
-          </w:tcPr>
-          <w:p>
-            <w:pPr>
-              <w:pStyle w:val="TableText"/>
-            </w:pPr>
-            <w:r>
-              <w:t xml:space="preserve">Act out Lahiru's busy day. Pick up a pupil's pen: Is this yours? Yes, it's mine. Build the list.</w:t>
-            </w:r>
-          </w:p>
-        </w:tc>
-      </w:tr>
-      <w:tr>
-        <w:trPr>
-          <w:cantSplit/>
-        </w:trPr>
-        <w:tc>
-          <w:tcPr>
-            <w:tcW w:w="1826" w:type="dxa"/>
-          </w:tcPr>
-          <w:p>
-            <w:pPr>
-              <w:pStyle w:val="TableText"/>
-            </w:pPr>
-            <w:r>
+            <w:shd w:val="clear" w:color="auto" w:fill="EFF4FB"/>
+          </w:tcPr>
+          <w:p>
+            <w:pPr>
+              <w:pStyle w:val="TableText"/>
+            </w:pPr>
+            <w:r>
+              <w:t xml:space="preserve">Act out the Perahera dialogue with two pupils. Draw a timeline: yesterday – was / were, tomorrow – will be.</w:t>
+            </w:r>
+          </w:p>
+        </w:tc>
+      </w:tr>
+      <w:tr>
+        <w:trPr>
+          <w:cantSplit/>
+        </w:trPr>
+        <w:tc>
+          <w:tcPr>
+            <w:tcW w:w="1826" w:type="dxa"/>
+            <w:shd w:val="clear" w:color="auto" w:fill="EDF7F4"/>
+            <w:tcBorders>
+              <w:left w:val="single" w:sz="18" w:space="0" w:color="0E7C66"/>
+            </w:tcBorders>
+          </w:tcPr>
+          <w:p>
+            <w:pPr>
+              <w:pStyle w:val="TableText"/>
+            </w:pPr>
+            <w:r>
+              <w:rPr>
+                <w:b/>
+                <w:color w:val="08503F"/>
+              </w:rPr>
               <w:t xml:space="preserve">Practice</w:t>
             </w:r>
           </w:p>
@@ -1271,6 +1302,7 @@
         <w:tc>
           <w:tcPr>
             <w:tcW w:w="974" w:type="dxa"/>
+            <w:shd w:val="clear" w:color="auto" w:fill="EDF7F4"/>
           </w:tcPr>
           <w:p>
             <w:pPr>
@@ -1284,30 +1316,39 @@
         <w:tc>
           <w:tcPr>
             <w:tcW w:w="7306" w:type="dxa"/>
-          </w:tcPr>
-          <w:p>
-            <w:pPr>
-              <w:pStyle w:val="TableText"/>
-            </w:pPr>
-            <w:r>
-              <w:t xml:space="preserve">Complete the table from the notice (Activity 3). Fill in the possessive pronouns (Activity 9).</w:t>
-            </w:r>
-          </w:p>
-        </w:tc>
-      </w:tr>
-      <w:tr>
-        <w:trPr>
-          <w:cantSplit/>
-        </w:trPr>
-        <w:tc>
-          <w:tcPr>
-            <w:tcW w:w="1826" w:type="dxa"/>
-          </w:tcPr>
-          <w:p>
-            <w:pPr>
-              <w:pStyle w:val="TableText"/>
-            </w:pPr>
-            <w:r>
+            <w:shd w:val="clear" w:color="auto" w:fill="EDF7F4"/>
+          </w:tcPr>
+          <w:p>
+            <w:pPr>
+              <w:pStyle w:val="TableText"/>
+            </w:pPr>
+            <w:r>
+              <w:t xml:space="preserve">Fill in the Merryland story with was, were or will be (Activity 5). Listen and match letters to the playground passage (Activity 7).</w:t>
+            </w:r>
+          </w:p>
+        </w:tc>
+      </w:tr>
+      <w:tr>
+        <w:trPr>
+          <w:cantSplit/>
+        </w:trPr>
+        <w:tc>
+          <w:tcPr>
+            <w:tcW w:w="1826" w:type="dxa"/>
+            <w:shd w:val="clear" w:color="auto" w:fill="FDF6E8"/>
+            <w:tcBorders>
+              <w:left w:val="single" w:sz="18" w:space="0" w:color="B07C12"/>
+            </w:tcBorders>
+          </w:tcPr>
+          <w:p>
+            <w:pPr>
+              <w:pStyle w:val="TableText"/>
+            </w:pPr>
+            <w:r>
+              <w:rPr>
+                <w:b/>
+                <w:color w:val="7D5205"/>
+              </w:rPr>
               <w:t xml:space="preserve">Production</w:t>
             </w:r>
           </w:p>
@@ -1315,6 +1356,7 @@
         <w:tc>
           <w:tcPr>
             <w:tcW w:w="974" w:type="dxa"/>
+            <w:shd w:val="clear" w:color="auto" w:fill="FDF6E8"/>
           </w:tcPr>
           <w:p>
             <w:pPr>
@@ -1328,30 +1370,39 @@
         <w:tc>
           <w:tcPr>
             <w:tcW w:w="7306" w:type="dxa"/>
-          </w:tcPr>
-          <w:p>
-            <w:pPr>
-              <w:pStyle w:val="TableText"/>
-            </w:pPr>
-            <w:r>
-              <w:t xml:space="preserve">Lost-property game: the teacher collects objects and pupils claim them using the pronouns.</w:t>
-            </w:r>
-          </w:p>
-        </w:tc>
-      </w:tr>
-      <w:tr>
-        <w:trPr>
-          <w:cantSplit/>
-        </w:trPr>
-        <w:tc>
-          <w:tcPr>
-            <w:tcW w:w="1826" w:type="dxa"/>
-          </w:tcPr>
-          <w:p>
-            <w:pPr>
-              <w:pStyle w:val="TableText"/>
-            </w:pPr>
-            <w:r>
+            <w:shd w:val="clear" w:color="auto" w:fill="FDF6E8"/>
+          </w:tcPr>
+          <w:p>
+            <w:pPr>
+              <w:pStyle w:val="TableText"/>
+            </w:pPr>
+            <w:r>
+              <w:t xml:space="preserve">Pairs tell each other about a festival they saw and one they will see.</w:t>
+            </w:r>
+          </w:p>
+        </w:tc>
+      </w:tr>
+      <w:tr>
+        <w:trPr>
+          <w:cantSplit/>
+        </w:trPr>
+        <w:tc>
+          <w:tcPr>
+            <w:tcW w:w="1826" w:type="dxa"/>
+            <w:shd w:val="clear" w:color="auto" w:fill="F7F9FB"/>
+            <w:tcBorders>
+              <w:left w:val="single" w:sz="18" w:space="0" w:color="8E98A4"/>
+            </w:tcBorders>
+          </w:tcPr>
+          <w:p>
+            <w:pPr>
+              <w:pStyle w:val="TableText"/>
+            </w:pPr>
+            <w:r>
+              <w:rPr>
+                <w:b/>
+                <w:color w:val="33404F"/>
+              </w:rPr>
               <w:t xml:space="preserve">Check and close</w:t>
             </w:r>
           </w:p>
@@ -1359,6 +1410,7 @@
         <w:tc>
           <w:tcPr>
             <w:tcW w:w="974" w:type="dxa"/>
+            <w:shd w:val="clear" w:color="auto" w:fill="F7F9FB"/>
           </w:tcPr>
           <w:p>
             <w:pPr>
@@ -1372,13 +1424,14 @@
         <w:tc>
           <w:tcPr>
             <w:tcW w:w="7306" w:type="dxa"/>
-          </w:tcPr>
-          <w:p>
-            <w:pPr>
-              <w:pStyle w:val="TableText"/>
-            </w:pPr>
-            <w:r>
-              <w:t xml:space="preserve">Correct: This book is her's → hers. </w:t>
+            <w:shd w:val="clear" w:color="auto" w:fill="F7F9FB"/>
+          </w:tcPr>
+          <w:p>
+            <w:pPr>
+              <w:pStyle w:val="TableText"/>
+            </w:pPr>
+            <w:r>
+              <w:t xml:space="preserve">Three pupils report their partner's answers. </w:t>
             </w:r>
             <w:r>
               <w:rPr>
@@ -1387,7 +1440,7 @@
               <w:t xml:space="preserve">Homework:</w:t>
             </w:r>
             <w:r>
-              <w:t xml:space="preserve"> Write a notice for a class event.</w:t>
+              <w:t xml:space="preserve"> Write six sentences about a festival, past and future.</w:t>
             </w:r>
           </w:p>
         </w:tc>
@@ -1400,7 +1453,7 @@
         <w:keepNext/>
       </w:pPr>
       <w:r>
-        <w:t xml:space="preserve">Plan 5: Unit 5, Once Upon a Time</w:t>
+        <w:t xml:space="preserve">Plan 4: Unit 4, A Busy Day</w:t>
       </w:r>
     </w:p>
     <w:p>
@@ -1414,7 +1467,7 @@
         <w:t xml:space="preserve">Book activity:</w:t>
       </w:r>
       <w:r>
-        <w:t xml:space="preserve"> Activities 3, 4 and 8. </w:t>
+        <w:t xml:space="preserve"> Activities 1, 3 and 9. </w:t>
       </w:r>
       <w:r>
         <w:rPr>
@@ -1423,7 +1476,7 @@
         <w:t xml:space="preserve">Focus:</w:t>
       </w:r>
       <w:r>
-        <w:t xml:space="preserve"> Joining sentences with and, but, or and when.</w:t>
+        <w:t xml:space="preserve"> Reading a notice and possessive pronouns.</w:t>
       </w:r>
     </w:p>
     <w:p>
@@ -1437,7 +1490,7 @@
         <w:t xml:space="preserve">Learning outcome:</w:t>
       </w:r>
       <w:r>
-        <w:t xml:space="preserve"> by the end of the lesson, pupils will be able to combine short sentences using and, but, or and when.</w:t>
+        <w:t xml:space="preserve"> by the end of the lesson, pupils will be able to find information in a notice and use mine, yours, his, hers, ours and theirs.</w:t>
       </w:r>
     </w:p>
     <w:p>
@@ -1451,7 +1504,7 @@
         <w:t xml:space="preserve">Materials:</w:t>
       </w:r>
       <w:r>
-        <w:t xml:space="preserve"> Sentence strips about early people.</w:t>
+        <w:t xml:space="preserve"> The scout notice, pupils' own pens and books.</w:t>
       </w:r>
     </w:p>
     <w:tbl>
@@ -1540,12 +1593,20 @@
         <w:tc>
           <w:tcPr>
             <w:tcW w:w="1826" w:type="dxa"/>
-          </w:tcPr>
-          <w:p>
-            <w:pPr>
-              <w:pStyle w:val="TableText"/>
-            </w:pPr>
-            <w:r>
+            <w:shd w:val="clear" w:color="auto" w:fill="EFF4FB"/>
+            <w:tcBorders>
+              <w:left w:val="single" w:sz="18" w:space="0" w:color="1E4276"/>
+            </w:tcBorders>
+          </w:tcPr>
+          <w:p>
+            <w:pPr>
+              <w:pStyle w:val="TableText"/>
+            </w:pPr>
+            <w:r>
+              <w:rPr>
+                <w:b/>
+                <w:color w:val="0F2647"/>
+              </w:rPr>
               <w:t xml:space="preserve">Presentation</w:t>
             </w:r>
           </w:p>
@@ -1553,6 +1614,7 @@
         <w:tc>
           <w:tcPr>
             <w:tcW w:w="974" w:type="dxa"/>
+            <w:shd w:val="clear" w:color="auto" w:fill="EFF4FB"/>
           </w:tcPr>
           <w:p>
             <w:pPr>
@@ -1566,30 +1628,39 @@
         <w:tc>
           <w:tcPr>
             <w:tcW w:w="7306" w:type="dxa"/>
-          </w:tcPr>
-          <w:p>
-            <w:pPr>
-              <w:pStyle w:val="TableText"/>
-            </w:pPr>
-            <w:r>
-              <w:t xml:space="preserve">Show two strips: Early people lived in caves. They hunted animals. Join them with and. Contrast and, but, or and when with examples.</w:t>
-            </w:r>
-          </w:p>
-        </w:tc>
-      </w:tr>
-      <w:tr>
-        <w:trPr>
-          <w:cantSplit/>
-        </w:trPr>
-        <w:tc>
-          <w:tcPr>
-            <w:tcW w:w="1826" w:type="dxa"/>
-          </w:tcPr>
-          <w:p>
-            <w:pPr>
-              <w:pStyle w:val="TableText"/>
-            </w:pPr>
-            <w:r>
+            <w:shd w:val="clear" w:color="auto" w:fill="EFF4FB"/>
+          </w:tcPr>
+          <w:p>
+            <w:pPr>
+              <w:pStyle w:val="TableText"/>
+            </w:pPr>
+            <w:r>
+              <w:t xml:space="preserve">Act out Lahiru's busy day. Pick up a pupil's pen: Is this yours? Yes, it's mine. Build the list.</w:t>
+            </w:r>
+          </w:p>
+        </w:tc>
+      </w:tr>
+      <w:tr>
+        <w:trPr>
+          <w:cantSplit/>
+        </w:trPr>
+        <w:tc>
+          <w:tcPr>
+            <w:tcW w:w="1826" w:type="dxa"/>
+            <w:shd w:val="clear" w:color="auto" w:fill="EDF7F4"/>
+            <w:tcBorders>
+              <w:left w:val="single" w:sz="18" w:space="0" w:color="0E7C66"/>
+            </w:tcBorders>
+          </w:tcPr>
+          <w:p>
+            <w:pPr>
+              <w:pStyle w:val="TableText"/>
+            </w:pPr>
+            <w:r>
+              <w:rPr>
+                <w:b/>
+                <w:color w:val="08503F"/>
+              </w:rPr>
               <w:t xml:space="preserve">Practice</w:t>
             </w:r>
           </w:p>
@@ -1597,6 +1668,7 @@
         <w:tc>
           <w:tcPr>
             <w:tcW w:w="974" w:type="dxa"/>
+            <w:shd w:val="clear" w:color="auto" w:fill="EDF7F4"/>
           </w:tcPr>
           <w:p>
             <w:pPr>
@@ -1610,30 +1682,39 @@
         <w:tc>
           <w:tcPr>
             <w:tcW w:w="7306" w:type="dxa"/>
-          </w:tcPr>
-          <w:p>
-            <w:pPr>
-              <w:pStyle w:val="TableText"/>
-            </w:pPr>
-            <w:r>
-              <w:t xml:space="preserve">Combine the sentences (Activity 3). Join sentences with when (Activity 8).</w:t>
-            </w:r>
-          </w:p>
-        </w:tc>
-      </w:tr>
-      <w:tr>
-        <w:trPr>
-          <w:cantSplit/>
-        </w:trPr>
-        <w:tc>
-          <w:tcPr>
-            <w:tcW w:w="1826" w:type="dxa"/>
-          </w:tcPr>
-          <w:p>
-            <w:pPr>
-              <w:pStyle w:val="TableText"/>
-            </w:pPr>
-            <w:r>
+            <w:shd w:val="clear" w:color="auto" w:fill="EDF7F4"/>
+          </w:tcPr>
+          <w:p>
+            <w:pPr>
+              <w:pStyle w:val="TableText"/>
+            </w:pPr>
+            <w:r>
+              <w:t xml:space="preserve">Complete the table from the notice (Activity 3). Fill in the possessive pronouns (Activity 9).</w:t>
+            </w:r>
+          </w:p>
+        </w:tc>
+      </w:tr>
+      <w:tr>
+        <w:trPr>
+          <w:cantSplit/>
+        </w:trPr>
+        <w:tc>
+          <w:tcPr>
+            <w:tcW w:w="1826" w:type="dxa"/>
+            <w:shd w:val="clear" w:color="auto" w:fill="FDF6E8"/>
+            <w:tcBorders>
+              <w:left w:val="single" w:sz="18" w:space="0" w:color="B07C12"/>
+            </w:tcBorders>
+          </w:tcPr>
+          <w:p>
+            <w:pPr>
+              <w:pStyle w:val="TableText"/>
+            </w:pPr>
+            <w:r>
+              <w:rPr>
+                <w:b/>
+                <w:color w:val="7D5205"/>
+              </w:rPr>
               <w:t xml:space="preserve">Production</w:t>
             </w:r>
           </w:p>
@@ -1641,6 +1722,7 @@
         <w:tc>
           <w:tcPr>
             <w:tcW w:w="974" w:type="dxa"/>
+            <w:shd w:val="clear" w:color="auto" w:fill="FDF6E8"/>
           </w:tcPr>
           <w:p>
             <w:pPr>
@@ -1654,30 +1736,39 @@
         <w:tc>
           <w:tcPr>
             <w:tcW w:w="7306" w:type="dxa"/>
-          </w:tcPr>
-          <w:p>
-            <w:pPr>
-              <w:pStyle w:val="TableText"/>
-            </w:pPr>
-            <w:r>
-              <w:t xml:space="preserve">Groups speak about the journey of human civilisation, each pupil giving one joined sentence (Activity 4).</w:t>
-            </w:r>
-          </w:p>
-        </w:tc>
-      </w:tr>
-      <w:tr>
-        <w:trPr>
-          <w:cantSplit/>
-        </w:trPr>
-        <w:tc>
-          <w:tcPr>
-            <w:tcW w:w="1826" w:type="dxa"/>
-          </w:tcPr>
-          <w:p>
-            <w:pPr>
-              <w:pStyle w:val="TableText"/>
-            </w:pPr>
-            <w:r>
+            <w:shd w:val="clear" w:color="auto" w:fill="FDF6E8"/>
+          </w:tcPr>
+          <w:p>
+            <w:pPr>
+              <w:pStyle w:val="TableText"/>
+            </w:pPr>
+            <w:r>
+              <w:t xml:space="preserve">Lost-property game: the teacher collects objects and pupils claim them using the pronouns.</w:t>
+            </w:r>
+          </w:p>
+        </w:tc>
+      </w:tr>
+      <w:tr>
+        <w:trPr>
+          <w:cantSplit/>
+        </w:trPr>
+        <w:tc>
+          <w:tcPr>
+            <w:tcW w:w="1826" w:type="dxa"/>
+            <w:shd w:val="clear" w:color="auto" w:fill="F7F9FB"/>
+            <w:tcBorders>
+              <w:left w:val="single" w:sz="18" w:space="0" w:color="8E98A4"/>
+            </w:tcBorders>
+          </w:tcPr>
+          <w:p>
+            <w:pPr>
+              <w:pStyle w:val="TableText"/>
+            </w:pPr>
+            <w:r>
+              <w:rPr>
+                <w:b/>
+                <w:color w:val="33404F"/>
+              </w:rPr>
               <w:t xml:space="preserve">Check and close</w:t>
             </w:r>
           </w:p>
@@ -1685,6 +1776,7 @@
         <w:tc>
           <w:tcPr>
             <w:tcW w:w="974" w:type="dxa"/>
+            <w:shd w:val="clear" w:color="auto" w:fill="F7F9FB"/>
           </w:tcPr>
           <w:p>
             <w:pPr>
@@ -1698,13 +1790,14 @@
         <w:tc>
           <w:tcPr>
             <w:tcW w:w="7306" w:type="dxa"/>
-          </w:tcPr>
-          <w:p>
-            <w:pPr>
-              <w:pStyle w:val="TableText"/>
-            </w:pPr>
-            <w:r>
-              <w:t xml:space="preserve">Note the best joined sentences on the board. </w:t>
+            <w:shd w:val="clear" w:color="auto" w:fill="F7F9FB"/>
+          </w:tcPr>
+          <w:p>
+            <w:pPr>
+              <w:pStyle w:val="TableText"/>
+            </w:pPr>
+            <w:r>
+              <w:t xml:space="preserve">Correct: This book is her's → hers. </w:t>
             </w:r>
             <w:r>
               <w:rPr>
@@ -1713,7 +1806,7 @@
               <w:t xml:space="preserve">Homework:</w:t>
             </w:r>
             <w:r>
-              <w:t xml:space="preserve"> Write a short paragraph about a museum visit using when twice.</w:t>
+              <w:t xml:space="preserve"> Write a notice for a class event.</w:t>
             </w:r>
           </w:p>
         </w:tc>
@@ -1726,7 +1819,7 @@
         <w:keepNext/>
       </w:pPr>
       <w:r>
-        <w:t xml:space="preserve">Plan 6: Unit 6, Better Safe Than Sorry</w:t>
+        <w:t xml:space="preserve">Plan 5: Unit 5, Once Upon a Time</w:t>
       </w:r>
     </w:p>
     <w:p>
@@ -1740,7 +1833,7 @@
         <w:t xml:space="preserve">Book activity:</w:t>
       </w:r>
       <w:r>
-        <w:t xml:space="preserve"> Activities 1, 3 and 4. </w:t>
+        <w:t xml:space="preserve"> Activities 3, 4 and 8. </w:t>
       </w:r>
       <w:r>
         <w:rPr>
@@ -1749,7 +1842,7 @@
         <w:t xml:space="preserve">Focus:</w:t>
       </w:r>
       <w:r>
-        <w:t xml:space="preserve"> Must, should, would and can.</w:t>
+        <w:t xml:space="preserve"> Joining sentences with and, but, or and when.</w:t>
       </w:r>
     </w:p>
     <w:p>
@@ -1763,7 +1856,7 @@
         <w:t xml:space="preserve">Learning outcome:</w:t>
       </w:r>
       <w:r>
-        <w:t xml:space="preserve"> by the end of the lesson, pupils will be able to give advice and rules with must and should and write a short note.</w:t>
+        <w:t xml:space="preserve"> by the end of the lesson, pupils will be able to combine short sentences using and, but, or and when.</w:t>
       </w:r>
     </w:p>
     <w:p>
@@ -1777,7 +1870,7 @@
         <w:t xml:space="preserve">Materials:</w:t>
       </w:r>
       <w:r>
-        <w:t xml:space="preserve"> The Suganya dialogue, a get-well card.</w:t>
+        <w:t xml:space="preserve"> Sentence strips about early people.</w:t>
       </w:r>
     </w:p>
     <w:tbl>
@@ -1866,12 +1959,20 @@
         <w:tc>
           <w:tcPr>
             <w:tcW w:w="1826" w:type="dxa"/>
-          </w:tcPr>
-          <w:p>
-            <w:pPr>
-              <w:pStyle w:val="TableText"/>
-            </w:pPr>
-            <w:r>
+            <w:shd w:val="clear" w:color="auto" w:fill="EFF4FB"/>
+            <w:tcBorders>
+              <w:left w:val="single" w:sz="18" w:space="0" w:color="1E4276"/>
+            </w:tcBorders>
+          </w:tcPr>
+          <w:p>
+            <w:pPr>
+              <w:pStyle w:val="TableText"/>
+            </w:pPr>
+            <w:r>
+              <w:rPr>
+                <w:b/>
+                <w:color w:val="0F2647"/>
+              </w:rPr>
               <w:t xml:space="preserve">Presentation</w:t>
             </w:r>
           </w:p>
@@ -1879,6 +1980,7 @@
         <w:tc>
           <w:tcPr>
             <w:tcW w:w="974" w:type="dxa"/>
+            <w:shd w:val="clear" w:color="auto" w:fill="EFF4FB"/>
           </w:tcPr>
           <w:p>
             <w:pPr>
@@ -1892,30 +1994,39 @@
         <w:tc>
           <w:tcPr>
             <w:tcW w:w="7306" w:type="dxa"/>
-          </w:tcPr>
-          <w:p>
-            <w:pPr>
-              <w:pStyle w:val="TableText"/>
-            </w:pPr>
-            <w:r>
-              <w:t xml:space="preserve">Act out Suganya is Absent Today. Write rules and advice: You must wash your hands. You should rest.</w:t>
-            </w:r>
-          </w:p>
-        </w:tc>
-      </w:tr>
-      <w:tr>
-        <w:trPr>
-          <w:cantSplit/>
-        </w:trPr>
-        <w:tc>
-          <w:tcPr>
-            <w:tcW w:w="1826" w:type="dxa"/>
-          </w:tcPr>
-          <w:p>
-            <w:pPr>
-              <w:pStyle w:val="TableText"/>
-            </w:pPr>
-            <w:r>
+            <w:shd w:val="clear" w:color="auto" w:fill="EFF4FB"/>
+          </w:tcPr>
+          <w:p>
+            <w:pPr>
+              <w:pStyle w:val="TableText"/>
+            </w:pPr>
+            <w:r>
+              <w:t xml:space="preserve">Show two strips: Early people lived in caves. They hunted animals. Join them with and. Contrast and, but, or and when with examples.</w:t>
+            </w:r>
+          </w:p>
+        </w:tc>
+      </w:tr>
+      <w:tr>
+        <w:trPr>
+          <w:cantSplit/>
+        </w:trPr>
+        <w:tc>
+          <w:tcPr>
+            <w:tcW w:w="1826" w:type="dxa"/>
+            <w:shd w:val="clear" w:color="auto" w:fill="EDF7F4"/>
+            <w:tcBorders>
+              <w:left w:val="single" w:sz="18" w:space="0" w:color="0E7C66"/>
+            </w:tcBorders>
+          </w:tcPr>
+          <w:p>
+            <w:pPr>
+              <w:pStyle w:val="TableText"/>
+            </w:pPr>
+            <w:r>
+              <w:rPr>
+                <w:b/>
+                <w:color w:val="08503F"/>
+              </w:rPr>
               <w:t xml:space="preserve">Practice</w:t>
             </w:r>
           </w:p>
@@ -1923,6 +2034,7 @@
         <w:tc>
           <w:tcPr>
             <w:tcW w:w="974" w:type="dxa"/>
+            <w:shd w:val="clear" w:color="auto" w:fill="EDF7F4"/>
           </w:tcPr>
           <w:p>
             <w:pPr>
@@ -1936,30 +2048,39 @@
         <w:tc>
           <w:tcPr>
             <w:tcW w:w="7306" w:type="dxa"/>
-          </w:tcPr>
-          <w:p>
-            <w:pPr>
-              <w:pStyle w:val="TableText"/>
-            </w:pPr>
-            <w:r>
-              <w:t xml:space="preserve">Complete the sentences with must, should, would or can (Activity 3).</w:t>
-            </w:r>
-          </w:p>
-        </w:tc>
-      </w:tr>
-      <w:tr>
-        <w:trPr>
-          <w:cantSplit/>
-        </w:trPr>
-        <w:tc>
-          <w:tcPr>
-            <w:tcW w:w="1826" w:type="dxa"/>
-          </w:tcPr>
-          <w:p>
-            <w:pPr>
-              <w:pStyle w:val="TableText"/>
-            </w:pPr>
-            <w:r>
+            <w:shd w:val="clear" w:color="auto" w:fill="EDF7F4"/>
+          </w:tcPr>
+          <w:p>
+            <w:pPr>
+              <w:pStyle w:val="TableText"/>
+            </w:pPr>
+            <w:r>
+              <w:t xml:space="preserve">Combine the sentences (Activity 3). Join sentences with when (Activity 8).</w:t>
+            </w:r>
+          </w:p>
+        </w:tc>
+      </w:tr>
+      <w:tr>
+        <w:trPr>
+          <w:cantSplit/>
+        </w:trPr>
+        <w:tc>
+          <w:tcPr>
+            <w:tcW w:w="1826" w:type="dxa"/>
+            <w:shd w:val="clear" w:color="auto" w:fill="FDF6E8"/>
+            <w:tcBorders>
+              <w:left w:val="single" w:sz="18" w:space="0" w:color="B07C12"/>
+            </w:tcBorders>
+          </w:tcPr>
+          <w:p>
+            <w:pPr>
+              <w:pStyle w:val="TableText"/>
+            </w:pPr>
+            <w:r>
+              <w:rPr>
+                <w:b/>
+                <w:color w:val="7D5205"/>
+              </w:rPr>
               <w:t xml:space="preserve">Production</w:t>
             </w:r>
           </w:p>
@@ -1967,6 +2088,7 @@
         <w:tc>
           <w:tcPr>
             <w:tcW w:w="974" w:type="dxa"/>
+            <w:shd w:val="clear" w:color="auto" w:fill="FDF6E8"/>
           </w:tcPr>
           <w:p>
             <w:pPr>
@@ -1980,30 +2102,39 @@
         <w:tc>
           <w:tcPr>
             <w:tcW w:w="7306" w:type="dxa"/>
-          </w:tcPr>
-          <w:p>
-            <w:pPr>
-              <w:pStyle w:val="TableText"/>
-            </w:pPr>
-            <w:r>
-              <w:t xml:space="preserve">Pupils write Suganya's thank-you note to her friends (Activity 4).</w:t>
-            </w:r>
-          </w:p>
-        </w:tc>
-      </w:tr>
-      <w:tr>
-        <w:trPr>
-          <w:cantSplit/>
-        </w:trPr>
-        <w:tc>
-          <w:tcPr>
-            <w:tcW w:w="1826" w:type="dxa"/>
-          </w:tcPr>
-          <w:p>
-            <w:pPr>
-              <w:pStyle w:val="TableText"/>
-            </w:pPr>
-            <w:r>
+            <w:shd w:val="clear" w:color="auto" w:fill="FDF6E8"/>
+          </w:tcPr>
+          <w:p>
+            <w:pPr>
+              <w:pStyle w:val="TableText"/>
+            </w:pPr>
+            <w:r>
+              <w:t xml:space="preserve">Groups speak about the journey of human civilisation, each pupil giving one joined sentence (Activity 4).</w:t>
+            </w:r>
+          </w:p>
+        </w:tc>
+      </w:tr>
+      <w:tr>
+        <w:trPr>
+          <w:cantSplit/>
+        </w:trPr>
+        <w:tc>
+          <w:tcPr>
+            <w:tcW w:w="1826" w:type="dxa"/>
+            <w:shd w:val="clear" w:color="auto" w:fill="F7F9FB"/>
+            <w:tcBorders>
+              <w:left w:val="single" w:sz="18" w:space="0" w:color="8E98A4"/>
+            </w:tcBorders>
+          </w:tcPr>
+          <w:p>
+            <w:pPr>
+              <w:pStyle w:val="TableText"/>
+            </w:pPr>
+            <w:r>
+              <w:rPr>
+                <w:b/>
+                <w:color w:val="33404F"/>
+              </w:rPr>
               <w:t xml:space="preserve">Check and close</w:t>
             </w:r>
           </w:p>
@@ -2011,6 +2142,7 @@
         <w:tc>
           <w:tcPr>
             <w:tcW w:w="974" w:type="dxa"/>
+            <w:shd w:val="clear" w:color="auto" w:fill="F7F9FB"/>
           </w:tcPr>
           <w:p>
             <w:pPr>
@@ -2024,13 +2156,14 @@
         <w:tc>
           <w:tcPr>
             <w:tcW w:w="7306" w:type="dxa"/>
-          </w:tcPr>
-          <w:p>
-            <w:pPr>
-              <w:pStyle w:val="TableText"/>
-            </w:pPr>
-            <w:r>
-              <w:t xml:space="preserve">Read two notes aloud. </w:t>
+            <w:shd w:val="clear" w:color="auto" w:fill="F7F9FB"/>
+          </w:tcPr>
+          <w:p>
+            <w:pPr>
+              <w:pStyle w:val="TableText"/>
+            </w:pPr>
+            <w:r>
+              <w:t xml:space="preserve">Note the best joined sentences on the board. </w:t>
             </w:r>
             <w:r>
               <w:rPr>
@@ -2039,7 +2172,7 @@
               <w:t xml:space="preserve">Homework:</w:t>
             </w:r>
             <w:r>
-              <w:t xml:space="preserve"> Make a get-well card for someone you know.</w:t>
+              <w:t xml:space="preserve"> Write a short paragraph about a museum visit using when twice.</w:t>
             </w:r>
           </w:p>
         </w:tc>
@@ -2052,7 +2185,7 @@
         <w:keepNext/>
       </w:pPr>
       <w:r>
-        <w:t xml:space="preserve">Plan 7: Unit 7, Around the Country</w:t>
+        <w:t xml:space="preserve">Plan 6: Unit 6, Better Safe Than Sorry</w:t>
       </w:r>
     </w:p>
     <w:p>
@@ -2066,7 +2199,7 @@
         <w:t xml:space="preserve">Book activity:</w:t>
       </w:r>
       <w:r>
-        <w:t xml:space="preserve"> Activities 1, 6 and 8. </w:t>
+        <w:t xml:space="preserve"> Activities 1, 3 and 4. </w:t>
       </w:r>
       <w:r>
         <w:rPr>
@@ -2075,7 +2208,7 @@
         <w:t xml:space="preserve">Focus:</w:t>
       </w:r>
       <w:r>
-        <w:t xml:space="preserve"> Adverbs and speaking about places.</w:t>
+        <w:t xml:space="preserve"> Must, should, would and can.</w:t>
       </w:r>
     </w:p>
     <w:p>
@@ -2089,7 +2222,7 @@
         <w:t xml:space="preserve">Learning outcome:</w:t>
       </w:r>
       <w:r>
-        <w:t xml:space="preserve"> by the end of the lesson, pupils will be able to use adverbs to describe how things happen and speak for one minute about a place.</w:t>
+        <w:t xml:space="preserve"> by the end of the lesson, pupils will be able to give advice and rules with must and should and write a short note.</w:t>
       </w:r>
     </w:p>
     <w:p>
@@ -2103,7 +2236,7 @@
         <w:t xml:space="preserve">Materials:</w:t>
       </w:r>
       <w:r>
-        <w:t xml:space="preserve"> Ruvini's speech, A Trip to Jaffna, adverb cards.</w:t>
+        <w:t xml:space="preserve"> The Suganya dialogue, a get-well card.</w:t>
       </w:r>
     </w:p>
     <w:tbl>
@@ -2192,12 +2325,20 @@
         <w:tc>
           <w:tcPr>
             <w:tcW w:w="1826" w:type="dxa"/>
-          </w:tcPr>
-          <w:p>
-            <w:pPr>
-              <w:pStyle w:val="TableText"/>
-            </w:pPr>
-            <w:r>
+            <w:shd w:val="clear" w:color="auto" w:fill="EFF4FB"/>
+            <w:tcBorders>
+              <w:left w:val="single" w:sz="18" w:space="0" w:color="1E4276"/>
+            </w:tcBorders>
+          </w:tcPr>
+          <w:p>
+            <w:pPr>
+              <w:pStyle w:val="TableText"/>
+            </w:pPr>
+            <w:r>
+              <w:rPr>
+                <w:b/>
+                <w:color w:val="0F2647"/>
+              </w:rPr>
               <w:t xml:space="preserve">Presentation</w:t>
             </w:r>
           </w:p>
@@ -2205,6 +2346,7 @@
         <w:tc>
           <w:tcPr>
             <w:tcW w:w="974" w:type="dxa"/>
+            <w:shd w:val="clear" w:color="auto" w:fill="EFF4FB"/>
           </w:tcPr>
           <w:p>
             <w:pPr>
@@ -2218,30 +2360,39 @@
         <w:tc>
           <w:tcPr>
             <w:tcW w:w="7306" w:type="dxa"/>
-          </w:tcPr>
-          <w:p>
-            <w:pPr>
-              <w:pStyle w:val="TableText"/>
-            </w:pPr>
-            <w:r>
-              <w:t xml:space="preserve">Read Ruvini's speech. Pupils answer the Activity 1 questions. Show adverbs: The train went slowly. They arrived safely.</w:t>
-            </w:r>
-          </w:p>
-        </w:tc>
-      </w:tr>
-      <w:tr>
-        <w:trPr>
-          <w:cantSplit/>
-        </w:trPr>
-        <w:tc>
-          <w:tcPr>
-            <w:tcW w:w="1826" w:type="dxa"/>
-          </w:tcPr>
-          <w:p>
-            <w:pPr>
-              <w:pStyle w:val="TableText"/>
-            </w:pPr>
-            <w:r>
+            <w:shd w:val="clear" w:color="auto" w:fill="EFF4FB"/>
+          </w:tcPr>
+          <w:p>
+            <w:pPr>
+              <w:pStyle w:val="TableText"/>
+            </w:pPr>
+            <w:r>
+              <w:t xml:space="preserve">Act out Suganya is Absent Today. Write rules and advice: You must wash your hands. You should rest.</w:t>
+            </w:r>
+          </w:p>
+        </w:tc>
+      </w:tr>
+      <w:tr>
+        <w:trPr>
+          <w:cantSplit/>
+        </w:trPr>
+        <w:tc>
+          <w:tcPr>
+            <w:tcW w:w="1826" w:type="dxa"/>
+            <w:shd w:val="clear" w:color="auto" w:fill="EDF7F4"/>
+            <w:tcBorders>
+              <w:left w:val="single" w:sz="18" w:space="0" w:color="0E7C66"/>
+            </w:tcBorders>
+          </w:tcPr>
+          <w:p>
+            <w:pPr>
+              <w:pStyle w:val="TableText"/>
+            </w:pPr>
+            <w:r>
+              <w:rPr>
+                <w:b/>
+                <w:color w:val="08503F"/>
+              </w:rPr>
               <w:t xml:space="preserve">Practice</w:t>
             </w:r>
           </w:p>
@@ -2249,6 +2400,7 @@
         <w:tc>
           <w:tcPr>
             <w:tcW w:w="974" w:type="dxa"/>
+            <w:shd w:val="clear" w:color="auto" w:fill="EDF7F4"/>
           </w:tcPr>
           <w:p>
             <w:pPr>
@@ -2262,30 +2414,39 @@
         <w:tc>
           <w:tcPr>
             <w:tcW w:w="7306" w:type="dxa"/>
-          </w:tcPr>
-          <w:p>
-            <w:pPr>
-              <w:pStyle w:val="TableText"/>
-            </w:pPr>
-            <w:r>
-              <w:t xml:space="preserve">Fill in the adverbs (Activity 6).</w:t>
-            </w:r>
-          </w:p>
-        </w:tc>
-      </w:tr>
-      <w:tr>
-        <w:trPr>
-          <w:cantSplit/>
-        </w:trPr>
-        <w:tc>
-          <w:tcPr>
-            <w:tcW w:w="1826" w:type="dxa"/>
-          </w:tcPr>
-          <w:p>
-            <w:pPr>
-              <w:pStyle w:val="TableText"/>
-            </w:pPr>
-            <w:r>
+            <w:shd w:val="clear" w:color="auto" w:fill="EDF7F4"/>
+          </w:tcPr>
+          <w:p>
+            <w:pPr>
+              <w:pStyle w:val="TableText"/>
+            </w:pPr>
+            <w:r>
+              <w:t xml:space="preserve">Complete the sentences with must, should, would or can (Activity 3).</w:t>
+            </w:r>
+          </w:p>
+        </w:tc>
+      </w:tr>
+      <w:tr>
+        <w:trPr>
+          <w:cantSplit/>
+        </w:trPr>
+        <w:tc>
+          <w:tcPr>
+            <w:tcW w:w="1826" w:type="dxa"/>
+            <w:shd w:val="clear" w:color="auto" w:fill="FDF6E8"/>
+            <w:tcBorders>
+              <w:left w:val="single" w:sz="18" w:space="0" w:color="B07C12"/>
+            </w:tcBorders>
+          </w:tcPr>
+          <w:p>
+            <w:pPr>
+              <w:pStyle w:val="TableText"/>
+            </w:pPr>
+            <w:r>
+              <w:rPr>
+                <w:b/>
+                <w:color w:val="7D5205"/>
+              </w:rPr>
               <w:t xml:space="preserve">Production</w:t>
             </w:r>
           </w:p>
@@ -2293,6 +2454,7 @@
         <w:tc>
           <w:tcPr>
             <w:tcW w:w="974" w:type="dxa"/>
+            <w:shd w:val="clear" w:color="auto" w:fill="FDF6E8"/>
           </w:tcPr>
           <w:p>
             <w:pPr>
@@ -2306,30 +2468,39 @@
         <w:tc>
           <w:tcPr>
             <w:tcW w:w="7306" w:type="dxa"/>
-          </w:tcPr>
-          <w:p>
-            <w:pPr>
-              <w:pStyle w:val="TableText"/>
-            </w:pPr>
-            <w:r>
-              <w:t xml:space="preserve">Pupils choose a place and speak about it for a minute (Activity 8).</w:t>
-            </w:r>
-          </w:p>
-        </w:tc>
-      </w:tr>
-      <w:tr>
-        <w:trPr>
-          <w:cantSplit/>
-        </w:trPr>
-        <w:tc>
-          <w:tcPr>
-            <w:tcW w:w="1826" w:type="dxa"/>
-          </w:tcPr>
-          <w:p>
-            <w:pPr>
-              <w:pStyle w:val="TableText"/>
-            </w:pPr>
-            <w:r>
+            <w:shd w:val="clear" w:color="auto" w:fill="FDF6E8"/>
+          </w:tcPr>
+          <w:p>
+            <w:pPr>
+              <w:pStyle w:val="TableText"/>
+            </w:pPr>
+            <w:r>
+              <w:t xml:space="preserve">Pupils write Suganya's thank-you note to her friends (Activity 4).</w:t>
+            </w:r>
+          </w:p>
+        </w:tc>
+      </w:tr>
+      <w:tr>
+        <w:trPr>
+          <w:cantSplit/>
+        </w:trPr>
+        <w:tc>
+          <w:tcPr>
+            <w:tcW w:w="1826" w:type="dxa"/>
+            <w:shd w:val="clear" w:color="auto" w:fill="F7F9FB"/>
+            <w:tcBorders>
+              <w:left w:val="single" w:sz="18" w:space="0" w:color="8E98A4"/>
+            </w:tcBorders>
+          </w:tcPr>
+          <w:p>
+            <w:pPr>
+              <w:pStyle w:val="TableText"/>
+            </w:pPr>
+            <w:r>
+              <w:rPr>
+                <w:b/>
+                <w:color w:val="33404F"/>
+              </w:rPr>
               <w:t xml:space="preserve">Check and close</w:t>
             </w:r>
           </w:p>
@@ -2337,6 +2508,7 @@
         <w:tc>
           <w:tcPr>
             <w:tcW w:w="974" w:type="dxa"/>
+            <w:shd w:val="clear" w:color="auto" w:fill="F7F9FB"/>
           </w:tcPr>
           <w:p>
             <w:pPr>
@@ -2350,13 +2522,14 @@
         <w:tc>
           <w:tcPr>
             <w:tcW w:w="7306" w:type="dxa"/>
-          </w:tcPr>
-          <w:p>
-            <w:pPr>
-              <w:pStyle w:val="TableText"/>
-            </w:pPr>
-            <w:r>
-              <w:t xml:space="preserve">Class gives one compliment to each speaker. </w:t>
+            <w:shd w:val="clear" w:color="auto" w:fill="F7F9FB"/>
+          </w:tcPr>
+          <w:p>
+            <w:pPr>
+              <w:pStyle w:val="TableText"/>
+            </w:pPr>
+            <w:r>
+              <w:t xml:space="preserve">Read two notes aloud. </w:t>
             </w:r>
             <w:r>
               <w:rPr>
@@ -2365,7 +2538,7 @@
               <w:t xml:space="preserve">Homework:</w:t>
             </w:r>
             <w:r>
-              <w:t xml:space="preserve"> Write a description of a place you visited.</w:t>
+              <w:t xml:space="preserve"> Make a get-well card for someone you know.</w:t>
             </w:r>
           </w:p>
         </w:tc>
@@ -2378,7 +2551,7 @@
         <w:keepNext/>
       </w:pPr>
       <w:r>
-        <w:t xml:space="preserve">Plan 8: Unit 8, Wonders Around Us</w:t>
+        <w:t xml:space="preserve">Plan 7: Unit 7, Around the Country</w:t>
       </w:r>
     </w:p>
     <w:p>
@@ -2392,7 +2565,7 @@
         <w:t xml:space="preserve">Book activity:</w:t>
       </w:r>
       <w:r>
-        <w:t xml:space="preserve"> Activities 2, 3 and 6. </w:t>
+        <w:t xml:space="preserve"> Activities 1, 6 and 8. </w:t>
       </w:r>
       <w:r>
         <w:rPr>
@@ -2401,7 +2574,7 @@
         <w:t xml:space="preserve">Focus:</w:t>
       </w:r>
       <w:r>
-        <w:t xml:space="preserve"> Reading for information and daily schedules.</w:t>
+        <w:t xml:space="preserve"> Adverbs and speaking about places.</w:t>
       </w:r>
     </w:p>
     <w:p>
@@ -2415,7 +2588,7 @@
         <w:t xml:space="preserve">Learning outcome:</w:t>
       </w:r>
       <w:r>
-        <w:t xml:space="preserve"> by the end of the lesson, pupils will be able to take notes in a table from descriptions and talk about their daily schedule.</w:t>
+        <w:t xml:space="preserve"> by the end of the lesson, pupils will be able to use adverbs to describe how things happen and speak for one minute about a place.</w:t>
       </w:r>
     </w:p>
     <w:p>
@@ -2429,7 +2602,7 @@
         <w:t xml:space="preserve">Materials:</w:t>
       </w:r>
       <w:r>
-        <w:t xml:space="preserve"> Pictures of famous monuments, a blank table.</w:t>
+        <w:t xml:space="preserve"> Ruvini's speech, A Trip to Jaffna, adverb cards.</w:t>
       </w:r>
     </w:p>
     <w:tbl>
@@ -2518,12 +2691,20 @@
         <w:tc>
           <w:tcPr>
             <w:tcW w:w="1826" w:type="dxa"/>
-          </w:tcPr>
-          <w:p>
-            <w:pPr>
-              <w:pStyle w:val="TableText"/>
-            </w:pPr>
-            <w:r>
+            <w:shd w:val="clear" w:color="auto" w:fill="EFF4FB"/>
+            <w:tcBorders>
+              <w:left w:val="single" w:sz="18" w:space="0" w:color="1E4276"/>
+            </w:tcBorders>
+          </w:tcPr>
+          <w:p>
+            <w:pPr>
+              <w:pStyle w:val="TableText"/>
+            </w:pPr>
+            <w:r>
+              <w:rPr>
+                <w:b/>
+                <w:color w:val="0F2647"/>
+              </w:rPr>
               <w:t xml:space="preserve">Presentation</w:t>
             </w:r>
           </w:p>
@@ -2531,6 +2712,7 @@
         <w:tc>
           <w:tcPr>
             <w:tcW w:w="974" w:type="dxa"/>
+            <w:shd w:val="clear" w:color="auto" w:fill="EFF4FB"/>
           </w:tcPr>
           <w:p>
             <w:pPr>
@@ -2544,30 +2726,39 @@
         <w:tc>
           <w:tcPr>
             <w:tcW w:w="7306" w:type="dxa"/>
-          </w:tcPr>
-          <w:p>
-            <w:pPr>
-              <w:pStyle w:val="TableText"/>
-            </w:pPr>
-            <w:r>
-              <w:t xml:space="preserve">Show the monuments and ask what pupils know. Model a schedule: 6.30 a.m. – I have breakfast.</w:t>
-            </w:r>
-          </w:p>
-        </w:tc>
-      </w:tr>
-      <w:tr>
-        <w:trPr>
-          <w:cantSplit/>
-        </w:trPr>
-        <w:tc>
-          <w:tcPr>
-            <w:tcW w:w="1826" w:type="dxa"/>
-          </w:tcPr>
-          <w:p>
-            <w:pPr>
-              <w:pStyle w:val="TableText"/>
-            </w:pPr>
-            <w:r>
+            <w:shd w:val="clear" w:color="auto" w:fill="EFF4FB"/>
+          </w:tcPr>
+          <w:p>
+            <w:pPr>
+              <w:pStyle w:val="TableText"/>
+            </w:pPr>
+            <w:r>
+              <w:t xml:space="preserve">Read Ruvini's speech. Pupils answer the Activity 1 questions. Show adverbs: The train went slowly. They arrived safely.</w:t>
+            </w:r>
+          </w:p>
+        </w:tc>
+      </w:tr>
+      <w:tr>
+        <w:trPr>
+          <w:cantSplit/>
+        </w:trPr>
+        <w:tc>
+          <w:tcPr>
+            <w:tcW w:w="1826" w:type="dxa"/>
+            <w:shd w:val="clear" w:color="auto" w:fill="EDF7F4"/>
+            <w:tcBorders>
+              <w:left w:val="single" w:sz="18" w:space="0" w:color="0E7C66"/>
+            </w:tcBorders>
+          </w:tcPr>
+          <w:p>
+            <w:pPr>
+              <w:pStyle w:val="TableText"/>
+            </w:pPr>
+            <w:r>
+              <w:rPr>
+                <w:b/>
+                <w:color w:val="08503F"/>
+              </w:rPr>
               <w:t xml:space="preserve">Practice</w:t>
             </w:r>
           </w:p>
@@ -2575,6 +2766,7 @@
         <w:tc>
           <w:tcPr>
             <w:tcW w:w="974" w:type="dxa"/>
+            <w:shd w:val="clear" w:color="auto" w:fill="EDF7F4"/>
           </w:tcPr>
           <w:p>
             <w:pPr>
@@ -2588,30 +2780,39 @@
         <w:tc>
           <w:tcPr>
             <w:tcW w:w="7306" w:type="dxa"/>
-          </w:tcPr>
-          <w:p>
-            <w:pPr>
-              <w:pStyle w:val="TableText"/>
-            </w:pPr>
-            <w:r>
-              <w:t xml:space="preserve">Match descriptions and pictures (Activity 2) and complete the table (Activity 3).</w:t>
-            </w:r>
-          </w:p>
-        </w:tc>
-      </w:tr>
-      <w:tr>
-        <w:trPr>
-          <w:cantSplit/>
-        </w:trPr>
-        <w:tc>
-          <w:tcPr>
-            <w:tcW w:w="1826" w:type="dxa"/>
-          </w:tcPr>
-          <w:p>
-            <w:pPr>
-              <w:pStyle w:val="TableText"/>
-            </w:pPr>
-            <w:r>
+            <w:shd w:val="clear" w:color="auto" w:fill="EDF7F4"/>
+          </w:tcPr>
+          <w:p>
+            <w:pPr>
+              <w:pStyle w:val="TableText"/>
+            </w:pPr>
+            <w:r>
+              <w:t xml:space="preserve">Fill in the adverbs (Activity 6).</w:t>
+            </w:r>
+          </w:p>
+        </w:tc>
+      </w:tr>
+      <w:tr>
+        <w:trPr>
+          <w:cantSplit/>
+        </w:trPr>
+        <w:tc>
+          <w:tcPr>
+            <w:tcW w:w="1826" w:type="dxa"/>
+            <w:shd w:val="clear" w:color="auto" w:fill="FDF6E8"/>
+            <w:tcBorders>
+              <w:left w:val="single" w:sz="18" w:space="0" w:color="B07C12"/>
+            </w:tcBorders>
+          </w:tcPr>
+          <w:p>
+            <w:pPr>
+              <w:pStyle w:val="TableText"/>
+            </w:pPr>
+            <w:r>
+              <w:rPr>
+                <w:b/>
+                <w:color w:val="7D5205"/>
+              </w:rPr>
               <w:t xml:space="preserve">Production</w:t>
             </w:r>
           </w:p>
@@ -2619,6 +2820,7 @@
         <w:tc>
           <w:tcPr>
             <w:tcW w:w="974" w:type="dxa"/>
+            <w:shd w:val="clear" w:color="auto" w:fill="FDF6E8"/>
           </w:tcPr>
           <w:p>
             <w:pPr>
@@ -2632,30 +2834,39 @@
         <w:tc>
           <w:tcPr>
             <w:tcW w:w="7306" w:type="dxa"/>
-          </w:tcPr>
-          <w:p>
-            <w:pPr>
-              <w:pStyle w:val="TableText"/>
-            </w:pPr>
-            <w:r>
-              <w:t xml:space="preserve">Pupils write their own schedule and compare it with a partner (Activity 6).</w:t>
-            </w:r>
-          </w:p>
-        </w:tc>
-      </w:tr>
-      <w:tr>
-        <w:trPr>
-          <w:cantSplit/>
-        </w:trPr>
-        <w:tc>
-          <w:tcPr>
-            <w:tcW w:w="1826" w:type="dxa"/>
-          </w:tcPr>
-          <w:p>
-            <w:pPr>
-              <w:pStyle w:val="TableText"/>
-            </w:pPr>
-            <w:r>
+            <w:shd w:val="clear" w:color="auto" w:fill="FDF6E8"/>
+          </w:tcPr>
+          <w:p>
+            <w:pPr>
+              <w:pStyle w:val="TableText"/>
+            </w:pPr>
+            <w:r>
+              <w:t xml:space="preserve">Pupils choose a place and speak about it for a minute (Activity 8).</w:t>
+            </w:r>
+          </w:p>
+        </w:tc>
+      </w:tr>
+      <w:tr>
+        <w:trPr>
+          <w:cantSplit/>
+        </w:trPr>
+        <w:tc>
+          <w:tcPr>
+            <w:tcW w:w="1826" w:type="dxa"/>
+            <w:shd w:val="clear" w:color="auto" w:fill="F7F9FB"/>
+            <w:tcBorders>
+              <w:left w:val="single" w:sz="18" w:space="0" w:color="8E98A4"/>
+            </w:tcBorders>
+          </w:tcPr>
+          <w:p>
+            <w:pPr>
+              <w:pStyle w:val="TableText"/>
+            </w:pPr>
+            <w:r>
+              <w:rPr>
+                <w:b/>
+                <w:color w:val="33404F"/>
+              </w:rPr>
               <w:t xml:space="preserve">Check and close</w:t>
             </w:r>
           </w:p>
@@ -2663,6 +2874,7 @@
         <w:tc>
           <w:tcPr>
             <w:tcW w:w="974" w:type="dxa"/>
+            <w:shd w:val="clear" w:color="auto" w:fill="F7F9FB"/>
           </w:tcPr>
           <w:p>
             <w:pPr>
@@ -2676,13 +2888,14 @@
         <w:tc>
           <w:tcPr>
             <w:tcW w:w="7306" w:type="dxa"/>
-          </w:tcPr>
-          <w:p>
-            <w:pPr>
-              <w:pStyle w:val="TableText"/>
-            </w:pPr>
-            <w:r>
-              <w:t xml:space="preserve">Pairs report one difference. </w:t>
+            <w:shd w:val="clear" w:color="auto" w:fill="F7F9FB"/>
+          </w:tcPr>
+          <w:p>
+            <w:pPr>
+              <w:pStyle w:val="TableText"/>
+            </w:pPr>
+            <w:r>
+              <w:t xml:space="preserve">Class gives one compliment to each speaker. </w:t>
             </w:r>
             <w:r>
               <w:rPr>
@@ -2691,7 +2904,7 @@
               <w:t xml:space="preserve">Homework:</w:t>
             </w:r>
             <w:r>
-              <w:t xml:space="preserve"> Find one fact about a Sri Lankan monument.</w:t>
+              <w:t xml:space="preserve"> Write a description of a place you visited.</w:t>
             </w:r>
           </w:p>
         </w:tc>
@@ -2704,7 +2917,7 @@
         <w:keepNext/>
       </w:pPr>
       <w:r>
-        <w:t xml:space="preserve">Plan 9: Unit 9, Our Beautiful World</w:t>
+        <w:t xml:space="preserve">Plan 8: Unit 8, Wonders Around Us</w:t>
       </w:r>
     </w:p>
     <w:p>
@@ -2718,7 +2931,7 @@
         <w:t xml:space="preserve">Book activity:</w:t>
       </w:r>
       <w:r>
-        <w:t xml:space="preserve"> Activities 4, 5 and 6. </w:t>
+        <w:t xml:space="preserve"> Activities 2, 3 and 6. </w:t>
       </w:r>
       <w:r>
         <w:rPr>
@@ -2727,7 +2940,7 @@
         <w:t xml:space="preserve">Focus:</w:t>
       </w:r>
       <w:r>
-        <w:t xml:space="preserve"> Prepositions of movement.</w:t>
+        <w:t xml:space="preserve"> Reading for information and daily schedules.</w:t>
       </w:r>
     </w:p>
     <w:p>
@@ -2741,7 +2954,7 @@
         <w:t xml:space="preserve">Learning outcome:</w:t>
       </w:r>
       <w:r>
-        <w:t xml:space="preserve"> by the end of the lesson, pupils will be able to use up, down, over, into, below and next to to describe a picture.</w:t>
+        <w:t xml:space="preserve"> by the end of the lesson, pupils will be able to take notes in a table from descriptions and talk about their daily schedule.</w:t>
       </w:r>
     </w:p>
     <w:p>
@@ -2755,7 +2968,7 @@
         <w:t xml:space="preserve">Materials:</w:t>
       </w:r>
       <w:r>
-        <w:t xml:space="preserve"> The Unit 9 picture, a toy car or ball.</w:t>
+        <w:t xml:space="preserve"> Pictures of famous monuments, a blank table.</w:t>
       </w:r>
     </w:p>
     <w:tbl>
@@ -2844,12 +3057,20 @@
         <w:tc>
           <w:tcPr>
             <w:tcW w:w="1826" w:type="dxa"/>
-          </w:tcPr>
-          <w:p>
-            <w:pPr>
-              <w:pStyle w:val="TableText"/>
-            </w:pPr>
-            <w:r>
+            <w:shd w:val="clear" w:color="auto" w:fill="EFF4FB"/>
+            <w:tcBorders>
+              <w:left w:val="single" w:sz="18" w:space="0" w:color="1E4276"/>
+            </w:tcBorders>
+          </w:tcPr>
+          <w:p>
+            <w:pPr>
+              <w:pStyle w:val="TableText"/>
+            </w:pPr>
+            <w:r>
+              <w:rPr>
+                <w:b/>
+                <w:color w:val="0F2647"/>
+              </w:rPr>
               <w:t xml:space="preserve">Presentation</w:t>
             </w:r>
           </w:p>
@@ -2857,6 +3078,7 @@
         <w:tc>
           <w:tcPr>
             <w:tcW w:w="974" w:type="dxa"/>
+            <w:shd w:val="clear" w:color="auto" w:fill="EFF4FB"/>
           </w:tcPr>
           <w:p>
             <w:pPr>
@@ -2870,30 +3092,39 @@
         <w:tc>
           <w:tcPr>
             <w:tcW w:w="7306" w:type="dxa"/>
-          </w:tcPr>
-          <w:p>
-            <w:pPr>
-              <w:pStyle w:val="TableText"/>
-            </w:pPr>
-            <w:r>
-              <w:t xml:space="preserve">Move a toy: It goes up the hill. It goes over the bridge. Write the prepositions with arrows.</w:t>
-            </w:r>
-          </w:p>
-        </w:tc>
-      </w:tr>
-      <w:tr>
-        <w:trPr>
-          <w:cantSplit/>
-        </w:trPr>
-        <w:tc>
-          <w:tcPr>
-            <w:tcW w:w="1826" w:type="dxa"/>
-          </w:tcPr>
-          <w:p>
-            <w:pPr>
-              <w:pStyle w:val="TableText"/>
-            </w:pPr>
-            <w:r>
+            <w:shd w:val="clear" w:color="auto" w:fill="EFF4FB"/>
+          </w:tcPr>
+          <w:p>
+            <w:pPr>
+              <w:pStyle w:val="TableText"/>
+            </w:pPr>
+            <w:r>
+              <w:t xml:space="preserve">Show the monuments and ask what pupils know. Model a schedule: 6.30 a.m. – I have breakfast.</w:t>
+            </w:r>
+          </w:p>
+        </w:tc>
+      </w:tr>
+      <w:tr>
+        <w:trPr>
+          <w:cantSplit/>
+        </w:trPr>
+        <w:tc>
+          <w:tcPr>
+            <w:tcW w:w="1826" w:type="dxa"/>
+            <w:shd w:val="clear" w:color="auto" w:fill="EDF7F4"/>
+            <w:tcBorders>
+              <w:left w:val="single" w:sz="18" w:space="0" w:color="0E7C66"/>
+            </w:tcBorders>
+          </w:tcPr>
+          <w:p>
+            <w:pPr>
+              <w:pStyle w:val="TableText"/>
+            </w:pPr>
+            <w:r>
+              <w:rPr>
+                <w:b/>
+                <w:color w:val="08503F"/>
+              </w:rPr>
               <w:t xml:space="preserve">Practice</w:t>
             </w:r>
           </w:p>
@@ -2901,6 +3132,7 @@
         <w:tc>
           <w:tcPr>
             <w:tcW w:w="974" w:type="dxa"/>
+            <w:shd w:val="clear" w:color="auto" w:fill="EDF7F4"/>
           </w:tcPr>
           <w:p>
             <w:pPr>
@@ -2914,30 +3146,39 @@
         <w:tc>
           <w:tcPr>
             <w:tcW w:w="7306" w:type="dxa"/>
-          </w:tcPr>
-          <w:p>
-            <w:pPr>
-              <w:pStyle w:val="TableText"/>
-            </w:pPr>
-            <w:r>
-              <w:t xml:space="preserve">Complete the sentences about the pictures (Activity 4).</w:t>
-            </w:r>
-          </w:p>
-        </w:tc>
-      </w:tr>
-      <w:tr>
-        <w:trPr>
-          <w:cantSplit/>
-        </w:trPr>
-        <w:tc>
-          <w:tcPr>
-            <w:tcW w:w="1826" w:type="dxa"/>
-          </w:tcPr>
-          <w:p>
-            <w:pPr>
-              <w:pStyle w:val="TableText"/>
-            </w:pPr>
-            <w:r>
+            <w:shd w:val="clear" w:color="auto" w:fill="EDF7F4"/>
+          </w:tcPr>
+          <w:p>
+            <w:pPr>
+              <w:pStyle w:val="TableText"/>
+            </w:pPr>
+            <w:r>
+              <w:t xml:space="preserve">Match descriptions and pictures (Activity 2) and complete the table (Activity 3).</w:t>
+            </w:r>
+          </w:p>
+        </w:tc>
+      </w:tr>
+      <w:tr>
+        <w:trPr>
+          <w:cantSplit/>
+        </w:trPr>
+        <w:tc>
+          <w:tcPr>
+            <w:tcW w:w="1826" w:type="dxa"/>
+            <w:shd w:val="clear" w:color="auto" w:fill="FDF6E8"/>
+            <w:tcBorders>
+              <w:left w:val="single" w:sz="18" w:space="0" w:color="B07C12"/>
+            </w:tcBorders>
+          </w:tcPr>
+          <w:p>
+            <w:pPr>
+              <w:pStyle w:val="TableText"/>
+            </w:pPr>
+            <w:r>
+              <w:rPr>
+                <w:b/>
+                <w:color w:val="7D5205"/>
+              </w:rPr>
               <w:t xml:space="preserve">Production</w:t>
             </w:r>
           </w:p>
@@ -2945,6 +3186,7 @@
         <w:tc>
           <w:tcPr>
             <w:tcW w:w="974" w:type="dxa"/>
+            <w:shd w:val="clear" w:color="auto" w:fill="FDF6E8"/>
           </w:tcPr>
           <w:p>
             <w:pPr>
@@ -2958,30 +3200,39 @@
         <w:tc>
           <w:tcPr>
             <w:tcW w:w="7306" w:type="dxa"/>
-          </w:tcPr>
-          <w:p>
-            <w:pPr>
-              <w:pStyle w:val="TableText"/>
-            </w:pPr>
-            <w:r>
-              <w:t xml:space="preserve">Describe the picture with the given words (Activity 5), then do the describe-and-draw task (Activity 6).</w:t>
-            </w:r>
-          </w:p>
-        </w:tc>
-      </w:tr>
-      <w:tr>
-        <w:trPr>
-          <w:cantSplit/>
-        </w:trPr>
-        <w:tc>
-          <w:tcPr>
-            <w:tcW w:w="1826" w:type="dxa"/>
-          </w:tcPr>
-          <w:p>
-            <w:pPr>
-              <w:pStyle w:val="TableText"/>
-            </w:pPr>
-            <w:r>
+            <w:shd w:val="clear" w:color="auto" w:fill="FDF6E8"/>
+          </w:tcPr>
+          <w:p>
+            <w:pPr>
+              <w:pStyle w:val="TableText"/>
+            </w:pPr>
+            <w:r>
+              <w:t xml:space="preserve">Pupils write their own schedule and compare it with a partner (Activity 6).</w:t>
+            </w:r>
+          </w:p>
+        </w:tc>
+      </w:tr>
+      <w:tr>
+        <w:trPr>
+          <w:cantSplit/>
+        </w:trPr>
+        <w:tc>
+          <w:tcPr>
+            <w:tcW w:w="1826" w:type="dxa"/>
+            <w:shd w:val="clear" w:color="auto" w:fill="F7F9FB"/>
+            <w:tcBorders>
+              <w:left w:val="single" w:sz="18" w:space="0" w:color="8E98A4"/>
+            </w:tcBorders>
+          </w:tcPr>
+          <w:p>
+            <w:pPr>
+              <w:pStyle w:val="TableText"/>
+            </w:pPr>
+            <w:r>
+              <w:rPr>
+                <w:b/>
+                <w:color w:val="33404F"/>
+              </w:rPr>
               <w:t xml:space="preserve">Check and close</w:t>
             </w:r>
           </w:p>
@@ -2989,6 +3240,7 @@
         <w:tc>
           <w:tcPr>
             <w:tcW w:w="974" w:type="dxa"/>
+            <w:shd w:val="clear" w:color="auto" w:fill="F7F9FB"/>
           </w:tcPr>
           <w:p>
             <w:pPr>
@@ -3002,13 +3254,14 @@
         <w:tc>
           <w:tcPr>
             <w:tcW w:w="7306" w:type="dxa"/>
-          </w:tcPr>
-          <w:p>
-            <w:pPr>
-              <w:pStyle w:val="TableText"/>
-            </w:pPr>
-            <w:r>
-              <w:t xml:space="preserve">Compare drawings with the originals. </w:t>
+            <w:shd w:val="clear" w:color="auto" w:fill="F7F9FB"/>
+          </w:tcPr>
+          <w:p>
+            <w:pPr>
+              <w:pStyle w:val="TableText"/>
+            </w:pPr>
+            <w:r>
+              <w:t xml:space="preserve">Pairs report one difference. </w:t>
             </w:r>
             <w:r>
               <w:rPr>
@@ -3017,7 +3270,7 @@
               <w:t xml:space="preserve">Homework:</w:t>
             </w:r>
             <w:r>
-              <w:t xml:space="preserve"> Write five sentences about your way to school.</w:t>
+              <w:t xml:space="preserve"> Find one fact about a Sri Lankan monument.</w:t>
             </w:r>
           </w:p>
         </w:tc>
@@ -3030,7 +3283,7 @@
         <w:keepNext/>
       </w:pPr>
       <w:r>
-        <w:t xml:space="preserve">Plan 10: Unit 10, Future</w:t>
+        <w:t xml:space="preserve">Plan 9: Unit 9, Our Beautiful World</w:t>
       </w:r>
     </w:p>
     <w:p>
@@ -3044,7 +3297,7 @@
         <w:t xml:space="preserve">Book activity:</w:t>
       </w:r>
       <w:r>
-        <w:t xml:space="preserve"> Activities 2, 3 and 7. </w:t>
+        <w:t xml:space="preserve"> Activities 4, 5 and 6. </w:t>
       </w:r>
       <w:r>
         <w:rPr>
@@ -3053,7 +3306,7 @@
         <w:t xml:space="preserve">Focus:</w:t>
       </w:r>
       <w:r>
-        <w:t xml:space="preserve"> Predictions with will and won't.</w:t>
+        <w:t xml:space="preserve"> Prepositions of movement.</w:t>
       </w:r>
     </w:p>
     <w:p>
@@ -3067,7 +3320,7 @@
         <w:t xml:space="preserve">Learning outcome:</w:t>
       </w:r>
       <w:r>
-        <w:t xml:space="preserve"> by the end of the lesson, pupils will be able to make and discuss predictions about life in the future.</w:t>
+        <w:t xml:space="preserve"> by the end of the lesson, pupils will be able to use up, down, over, into, below and next to to describe a picture.</w:t>
       </w:r>
     </w:p>
     <w:p>
@@ -3081,7 +3334,7 @@
         <w:t xml:space="preserve">Materials:</w:t>
       </w:r>
       <w:r>
-        <w:t xml:space="preserve"> The BBC predictions text.</w:t>
+        <w:t xml:space="preserve"> The Unit 9 picture, a toy car or ball.</w:t>
       </w:r>
     </w:p>
     <w:tbl>
@@ -3170,12 +3423,20 @@
         <w:tc>
           <w:tcPr>
             <w:tcW w:w="1826" w:type="dxa"/>
-          </w:tcPr>
-          <w:p>
-            <w:pPr>
-              <w:pStyle w:val="TableText"/>
-            </w:pPr>
-            <w:r>
+            <w:shd w:val="clear" w:color="auto" w:fill="EFF4FB"/>
+            <w:tcBorders>
+              <w:left w:val="single" w:sz="18" w:space="0" w:color="1E4276"/>
+            </w:tcBorders>
+          </w:tcPr>
+          <w:p>
+            <w:pPr>
+              <w:pStyle w:val="TableText"/>
+            </w:pPr>
+            <w:r>
+              <w:rPr>
+                <w:b/>
+                <w:color w:val="0F2647"/>
+              </w:rPr>
               <w:t xml:space="preserve">Presentation</w:t>
             </w:r>
           </w:p>
@@ -3183,6 +3444,7 @@
         <w:tc>
           <w:tcPr>
             <w:tcW w:w="974" w:type="dxa"/>
+            <w:shd w:val="clear" w:color="auto" w:fill="EFF4FB"/>
           </w:tcPr>
           <w:p>
             <w:pPr>
@@ -3196,6 +3458,373 @@
         <w:tc>
           <w:tcPr>
             <w:tcW w:w="7306" w:type="dxa"/>
+            <w:shd w:val="clear" w:color="auto" w:fill="EFF4FB"/>
+          </w:tcPr>
+          <w:p>
+            <w:pPr>
+              <w:pStyle w:val="TableText"/>
+            </w:pPr>
+            <w:r>
+              <w:t xml:space="preserve">Move a toy: It goes up the hill. It goes over the bridge. Write the prepositions with arrows.</w:t>
+            </w:r>
+          </w:p>
+        </w:tc>
+      </w:tr>
+      <w:tr>
+        <w:trPr>
+          <w:cantSplit/>
+        </w:trPr>
+        <w:tc>
+          <w:tcPr>
+            <w:tcW w:w="1826" w:type="dxa"/>
+            <w:shd w:val="clear" w:color="auto" w:fill="EDF7F4"/>
+            <w:tcBorders>
+              <w:left w:val="single" w:sz="18" w:space="0" w:color="0E7C66"/>
+            </w:tcBorders>
+          </w:tcPr>
+          <w:p>
+            <w:pPr>
+              <w:pStyle w:val="TableText"/>
+            </w:pPr>
+            <w:r>
+              <w:rPr>
+                <w:b/>
+                <w:color w:val="08503F"/>
+              </w:rPr>
+              <w:t xml:space="preserve">Practice</w:t>
+            </w:r>
+          </w:p>
+        </w:tc>
+        <w:tc>
+          <w:tcPr>
+            <w:tcW w:w="974" w:type="dxa"/>
+            <w:shd w:val="clear" w:color="auto" w:fill="EDF7F4"/>
+          </w:tcPr>
+          <w:p>
+            <w:pPr>
+              <w:pStyle w:val="TableText"/>
+            </w:pPr>
+            <w:r>
+              <w:t xml:space="preserve">12 min</w:t>
+            </w:r>
+          </w:p>
+        </w:tc>
+        <w:tc>
+          <w:tcPr>
+            <w:tcW w:w="7306" w:type="dxa"/>
+            <w:shd w:val="clear" w:color="auto" w:fill="EDF7F4"/>
+          </w:tcPr>
+          <w:p>
+            <w:pPr>
+              <w:pStyle w:val="TableText"/>
+            </w:pPr>
+            <w:r>
+              <w:t xml:space="preserve">Complete the sentences about the pictures (Activity 4).</w:t>
+            </w:r>
+          </w:p>
+        </w:tc>
+      </w:tr>
+      <w:tr>
+        <w:trPr>
+          <w:cantSplit/>
+        </w:trPr>
+        <w:tc>
+          <w:tcPr>
+            <w:tcW w:w="1826" w:type="dxa"/>
+            <w:shd w:val="clear" w:color="auto" w:fill="FDF6E8"/>
+            <w:tcBorders>
+              <w:left w:val="single" w:sz="18" w:space="0" w:color="B07C12"/>
+            </w:tcBorders>
+          </w:tcPr>
+          <w:p>
+            <w:pPr>
+              <w:pStyle w:val="TableText"/>
+            </w:pPr>
+            <w:r>
+              <w:rPr>
+                <w:b/>
+                <w:color w:val="7D5205"/>
+              </w:rPr>
+              <w:t xml:space="preserve">Production</w:t>
+            </w:r>
+          </w:p>
+        </w:tc>
+        <w:tc>
+          <w:tcPr>
+            <w:tcW w:w="974" w:type="dxa"/>
+            <w:shd w:val="clear" w:color="auto" w:fill="FDF6E8"/>
+          </w:tcPr>
+          <w:p>
+            <w:pPr>
+              <w:pStyle w:val="TableText"/>
+            </w:pPr>
+            <w:r>
+              <w:t xml:space="preserve">13 min</w:t>
+            </w:r>
+          </w:p>
+        </w:tc>
+        <w:tc>
+          <w:tcPr>
+            <w:tcW w:w="7306" w:type="dxa"/>
+            <w:shd w:val="clear" w:color="auto" w:fill="FDF6E8"/>
+          </w:tcPr>
+          <w:p>
+            <w:pPr>
+              <w:pStyle w:val="TableText"/>
+            </w:pPr>
+            <w:r>
+              <w:t xml:space="preserve">Describe the picture with the given words (Activity 5), then do the describe-and-draw task (Activity 6).</w:t>
+            </w:r>
+          </w:p>
+        </w:tc>
+      </w:tr>
+      <w:tr>
+        <w:trPr>
+          <w:cantSplit/>
+        </w:trPr>
+        <w:tc>
+          <w:tcPr>
+            <w:tcW w:w="1826" w:type="dxa"/>
+            <w:shd w:val="clear" w:color="auto" w:fill="F7F9FB"/>
+            <w:tcBorders>
+              <w:left w:val="single" w:sz="18" w:space="0" w:color="8E98A4"/>
+            </w:tcBorders>
+          </w:tcPr>
+          <w:p>
+            <w:pPr>
+              <w:pStyle w:val="TableText"/>
+            </w:pPr>
+            <w:r>
+              <w:rPr>
+                <w:b/>
+                <w:color w:val="33404F"/>
+              </w:rPr>
+              <w:t xml:space="preserve">Check and close</w:t>
+            </w:r>
+          </w:p>
+        </w:tc>
+        <w:tc>
+          <w:tcPr>
+            <w:tcW w:w="974" w:type="dxa"/>
+            <w:shd w:val="clear" w:color="auto" w:fill="F7F9FB"/>
+          </w:tcPr>
+          <w:p>
+            <w:pPr>
+              <w:pStyle w:val="TableText"/>
+            </w:pPr>
+            <w:r>
+              <w:t xml:space="preserve">5 min</w:t>
+            </w:r>
+          </w:p>
+        </w:tc>
+        <w:tc>
+          <w:tcPr>
+            <w:tcW w:w="7306" w:type="dxa"/>
+            <w:shd w:val="clear" w:color="auto" w:fill="F7F9FB"/>
+          </w:tcPr>
+          <w:p>
+            <w:pPr>
+              <w:pStyle w:val="TableText"/>
+            </w:pPr>
+            <w:r>
+              <w:t xml:space="preserve">Compare drawings with the originals. </w:t>
+            </w:r>
+            <w:r>
+              <w:rPr>
+                <w:b/>
+              </w:rPr>
+              <w:t xml:space="preserve">Homework:</w:t>
+            </w:r>
+            <w:r>
+              <w:t xml:space="preserve"> Write five sentences about your way to school.</w:t>
+            </w:r>
+          </w:p>
+        </w:tc>
+      </w:tr>
+    </w:tbl>
+    <w:p/>
+    <w:p>
+      <w:pPr>
+        <w:pStyle w:val="Heading1"/>
+        <w:keepNext/>
+      </w:pPr>
+      <w:r>
+        <w:t xml:space="preserve">Plan 10: Unit 10, Future</w:t>
+      </w:r>
+    </w:p>
+    <w:p>
+      <w:pPr>
+        <w:keepNext/>
+      </w:pPr>
+      <w:r>
+        <w:rPr>
+          <w:b/>
+        </w:rPr>
+        <w:t xml:space="preserve">Book activity:</w:t>
+      </w:r>
+      <w:r>
+        <w:t xml:space="preserve"> Activities 2, 3 and 7. </w:t>
+      </w:r>
+      <w:r>
+        <w:rPr>
+          <w:b/>
+        </w:rPr>
+        <w:t xml:space="preserve">Focus:</w:t>
+      </w:r>
+      <w:r>
+        <w:t xml:space="preserve"> Predictions with will and won't.</w:t>
+      </w:r>
+    </w:p>
+    <w:p>
+      <w:pPr>
+        <w:keepNext/>
+      </w:pPr>
+      <w:r>
+        <w:rPr>
+          <w:b/>
+        </w:rPr>
+        <w:t xml:space="preserve">Learning outcome:</w:t>
+      </w:r>
+      <w:r>
+        <w:t xml:space="preserve"> by the end of the lesson, pupils will be able to make and discuss predictions about life in the future.</w:t>
+      </w:r>
+    </w:p>
+    <w:p>
+      <w:pPr>
+        <w:keepNext/>
+      </w:pPr>
+      <w:r>
+        <w:rPr>
+          <w:b/>
+        </w:rPr>
+        <w:t xml:space="preserve">Materials:</w:t>
+      </w:r>
+      <w:r>
+        <w:t xml:space="preserve"> The BBC predictions text.</w:t>
+      </w:r>
+    </w:p>
+    <w:tbl>
+      <w:tblPr>
+        <w:tblW w:w="10106" w:type="dxa"/>
+        <w:tblBorders>
+          <w:top w:val="single" w:sz="4" w:space="0" w:color="8FA3BF"/>
+          <w:left w:val="single" w:sz="4" w:space="0" w:color="8FA3BF"/>
+          <w:bottom w:val="single" w:sz="4" w:space="0" w:color="8FA3BF"/>
+          <w:right w:val="single" w:sz="4" w:space="0" w:color="8FA3BF"/>
+          <w:insideH w:val="single" w:sz="4" w:space="0" w:color="8FA3BF"/>
+          <w:insideV w:val="single" w:sz="4" w:space="0" w:color="8FA3BF"/>
+        </w:tblBorders>
+        <w:tblLayout w:type="fixed"/>
+        <w:tblCellMar>
+          <w:left w:w="80" w:type="dxa"/>
+          <w:right w:w="80" w:type="dxa"/>
+        </w:tblCellMar>
+      </w:tblPr>
+      <w:tblGrid>
+        <w:gridCol w:w="1826"/>
+        <w:gridCol w:w="974"/>
+        <w:gridCol w:w="7306"/>
+      </w:tblGrid>
+      <w:tr>
+        <w:trPr>
+          <w:tblHeader/>
+          <w:cantSplit/>
+        </w:trPr>
+        <w:tc>
+          <w:tcPr>
+            <w:tcW w:w="1826" w:type="dxa"/>
+            <w:shd w:val="clear" w:color="auto" w:fill="DCE6F2"/>
+          </w:tcPr>
+          <w:p>
+            <w:pPr>
+              <w:pStyle w:val="TableText"/>
+            </w:pPr>
+            <w:r>
+              <w:rPr>
+                <w:b/>
+              </w:rPr>
+              <w:t xml:space="preserve">Stage</w:t>
+            </w:r>
+          </w:p>
+        </w:tc>
+        <w:tc>
+          <w:tcPr>
+            <w:tcW w:w="974" w:type="dxa"/>
+            <w:shd w:val="clear" w:color="auto" w:fill="DCE6F2"/>
+          </w:tcPr>
+          <w:p>
+            <w:pPr>
+              <w:pStyle w:val="TableText"/>
+            </w:pPr>
+            <w:r>
+              <w:rPr>
+                <w:b/>
+              </w:rPr>
+              <w:t xml:space="preserve">Time</w:t>
+            </w:r>
+          </w:p>
+        </w:tc>
+        <w:tc>
+          <w:tcPr>
+            <w:tcW w:w="7306" w:type="dxa"/>
+            <w:shd w:val="clear" w:color="auto" w:fill="DCE6F2"/>
+          </w:tcPr>
+          <w:p>
+            <w:pPr>
+              <w:pStyle w:val="TableText"/>
+            </w:pPr>
+            <w:r>
+              <w:rPr>
+                <w:b/>
+              </w:rPr>
+              <w:t xml:space="preserve">What happens</w:t>
+            </w:r>
+          </w:p>
+        </w:tc>
+      </w:tr>
+      <w:tr>
+        <w:trPr>
+          <w:cantSplit/>
+        </w:trPr>
+        <w:tc>
+          <w:tcPr>
+            <w:tcW w:w="1826" w:type="dxa"/>
+            <w:shd w:val="clear" w:color="auto" w:fill="EFF4FB"/>
+            <w:tcBorders>
+              <w:left w:val="single" w:sz="18" w:space="0" w:color="1E4276"/>
+            </w:tcBorders>
+          </w:tcPr>
+          <w:p>
+            <w:pPr>
+              <w:pStyle w:val="TableText"/>
+            </w:pPr>
+            <w:r>
+              <w:rPr>
+                <w:b/>
+                <w:color w:val="0F2647"/>
+              </w:rPr>
+              <w:t xml:space="preserve">Presentation</w:t>
+            </w:r>
+          </w:p>
+        </w:tc>
+        <w:tc>
+          <w:tcPr>
+            <w:tcW w:w="974" w:type="dxa"/>
+            <w:shd w:val="clear" w:color="auto" w:fill="EFF4FB"/>
+          </w:tcPr>
+          <w:p>
+            <w:pPr>
+              <w:pStyle w:val="TableText"/>
+            </w:pPr>
+            <w:r>
+              <w:t xml:space="preserve">10 min</w:t>
+            </w:r>
+          </w:p>
+        </w:tc>
+        <w:tc>
+          <w:tcPr>
+            <w:tcW w:w="7306" w:type="dxa"/>
+            <w:shd w:val="clear" w:color="auto" w:fill="EFF4FB"/>
           </w:tcPr>
           <w:p>
             <w:pPr>
@@ -3214,12 +3843,20 @@
         <w:tc>
           <w:tcPr>
             <w:tcW w:w="1826" w:type="dxa"/>
-          </w:tcPr>
-          <w:p>
-            <w:pPr>
-              <w:pStyle w:val="TableText"/>
-            </w:pPr>
-            <w:r>
+            <w:shd w:val="clear" w:color="auto" w:fill="EDF7F4"/>
+            <w:tcBorders>
+              <w:left w:val="single" w:sz="18" w:space="0" w:color="0E7C66"/>
+            </w:tcBorders>
+          </w:tcPr>
+          <w:p>
+            <w:pPr>
+              <w:pStyle w:val="TableText"/>
+            </w:pPr>
+            <w:r>
+              <w:rPr>
+                <w:b/>
+                <w:color w:val="08503F"/>
+              </w:rPr>
               <w:t xml:space="preserve">Practice</w:t>
             </w:r>
           </w:p>
@@ -3227,6 +3864,7 @@
         <w:tc>
           <w:tcPr>
             <w:tcW w:w="974" w:type="dxa"/>
+            <w:shd w:val="clear" w:color="auto" w:fill="EDF7F4"/>
           </w:tcPr>
           <w:p>
             <w:pPr>
@@ -3240,6 +3878,7 @@
         <w:tc>
           <w:tcPr>
             <w:tcW w:w="7306" w:type="dxa"/>
+            <w:shd w:val="clear" w:color="auto" w:fill="EDF7F4"/>
           </w:tcPr>
           <w:p>
             <w:pPr>
@@ -3258,12 +3897,20 @@
         <w:tc>
           <w:tcPr>
             <w:tcW w:w="1826" w:type="dxa"/>
-          </w:tcPr>
-          <w:p>
-            <w:pPr>
-              <w:pStyle w:val="TableText"/>
-            </w:pPr>
-            <w:r>
+            <w:shd w:val="clear" w:color="auto" w:fill="FDF6E8"/>
+            <w:tcBorders>
+              <w:left w:val="single" w:sz="18" w:space="0" w:color="B07C12"/>
+            </w:tcBorders>
+          </w:tcPr>
+          <w:p>
+            <w:pPr>
+              <w:pStyle w:val="TableText"/>
+            </w:pPr>
+            <w:r>
+              <w:rPr>
+                <w:b/>
+                <w:color w:val="7D5205"/>
+              </w:rPr>
               <w:t xml:space="preserve">Production</w:t>
             </w:r>
           </w:p>
@@ -3271,6 +3918,7 @@
         <w:tc>
           <w:tcPr>
             <w:tcW w:w="974" w:type="dxa"/>
+            <w:shd w:val="clear" w:color="auto" w:fill="FDF6E8"/>
           </w:tcPr>
           <w:p>
             <w:pPr>
@@ -3284,6 +3932,7 @@
         <w:tc>
           <w:tcPr>
             <w:tcW w:w="7306" w:type="dxa"/>
+            <w:shd w:val="clear" w:color="auto" w:fill="FDF6E8"/>
           </w:tcPr>
           <w:p>
             <w:pPr>
@@ -3302,12 +3951,20 @@
         <w:tc>
           <w:tcPr>
             <w:tcW w:w="1826" w:type="dxa"/>
-          </w:tcPr>
-          <w:p>
-            <w:pPr>
-              <w:pStyle w:val="TableText"/>
-            </w:pPr>
-            <w:r>
+            <w:shd w:val="clear" w:color="auto" w:fill="F7F9FB"/>
+            <w:tcBorders>
+              <w:left w:val="single" w:sz="18" w:space="0" w:color="8E98A4"/>
+            </w:tcBorders>
+          </w:tcPr>
+          <w:p>
+            <w:pPr>
+              <w:pStyle w:val="TableText"/>
+            </w:pPr>
+            <w:r>
+              <w:rPr>
+                <w:b/>
+                <w:color w:val="33404F"/>
+              </w:rPr>
               <w:t xml:space="preserve">Check and close</w:t>
             </w:r>
           </w:p>
@@ -3315,6 +3972,7 @@
         <w:tc>
           <w:tcPr>
             <w:tcW w:w="974" w:type="dxa"/>
+            <w:shd w:val="clear" w:color="auto" w:fill="F7F9FB"/>
           </w:tcPr>
           <w:p>
             <w:pPr>
@@ -3328,6 +3986,7 @@
         <w:tc>
           <w:tcPr>
             <w:tcW w:w="7306" w:type="dxa"/>
+            <w:shd w:val="clear" w:color="auto" w:fill="F7F9FB"/>
           </w:tcPr>
           <w:p>
             <w:pPr>
